--- a/doc/sources/user_guide.docx
+++ b/doc/sources/user_guide.docx
@@ -167,7 +167,23 @@
                 <w:rFonts w:ascii="Candara" w:hAnsi="Candara"/>
                 <w:b/>
               </w:rPr>
-              <w:t>Stiftung University of Hildesheim</w:t>
+              <w:t xml:space="preserve">Stiftung University </w:t>
+            </w:r>
+            <w:proofErr w:type="spellStart"/>
+            <w:r>
+              <w:rPr>
+                <w:rFonts w:ascii="Candara" w:hAnsi="Candara"/>
+                <w:b/>
+              </w:rPr>
+              <w:t>of</w:t>
+            </w:r>
+            <w:proofErr w:type="spellEnd"/>
+            <w:r>
+              <w:rPr>
+                <w:rFonts w:ascii="Candara" w:hAnsi="Candara"/>
+                <w:b/>
+              </w:rPr>
+              <w:t xml:space="preserve"> Hildesheim</w:t>
             </w:r>
           </w:p>
           <w:p>
@@ -417,6 +433,7 @@
           <w:lang w:val="en-GB"/>
         </w:rPr>
       </w:pPr>
+      <w:proofErr w:type="spellStart"/>
       <w:r>
         <w:rPr>
           <w:rFonts w:ascii="Candara" w:hAnsi="Candara"/>
@@ -425,8 +442,9 @@
           <w:szCs w:val="72"/>
           <w:lang w:val="en-GB"/>
         </w:rPr>
-        <w:t>EASy-</w:t>
-      </w:r>
+        <w:t>EASy</w:t>
+      </w:r>
+      <w:proofErr w:type="spellEnd"/>
       <w:r>
         <w:rPr>
           <w:rFonts w:ascii="Candara" w:hAnsi="Candara"/>
@@ -435,6 +453,16 @@
           <w:szCs w:val="72"/>
           <w:lang w:val="en-GB"/>
         </w:rPr>
+        <w:t>-</w:t>
+      </w:r>
+      <w:r>
+        <w:rPr>
+          <w:rFonts w:ascii="Candara" w:hAnsi="Candara"/>
+          <w:b/>
+          <w:sz w:val="72"/>
+          <w:szCs w:val="72"/>
+          <w:lang w:val="en-GB"/>
+        </w:rPr>
         <w:t>Producer</w:t>
       </w:r>
     </w:p>
@@ -589,16 +617,7 @@
           <w:szCs w:val="28"/>
           <w:lang w:val="en-GB"/>
         </w:rPr>
-        <w:t>202</w:t>
-      </w:r>
-      <w:r>
-        <w:rPr>
-          <w:rFonts w:ascii="Candara" w:hAnsi="Candara"/>
-          <w:sz w:val="28"/>
-          <w:szCs w:val="28"/>
-          <w:lang w:val="en-GB"/>
-        </w:rPr>
-        <w:t>6</w:t>
+        <w:t>2026</w:t>
       </w:r>
     </w:p>
     <w:p>
@@ -638,14 +657,7 @@
           <w:rFonts w:ascii="Candara" w:hAnsi="Candara"/>
           <w:lang w:val="en-GB"/>
         </w:rPr>
-        <w:t>202</w:t>
-      </w:r>
-      <w:r>
-        <w:rPr>
-          <w:rFonts w:ascii="Candara" w:hAnsi="Candara"/>
-          <w:lang w:val="en-GB"/>
-        </w:rPr>
-        <w:t>6</w:t>
+        <w:t>2026</w:t>
       </w:r>
       <w:r>
         <w:rPr>
@@ -958,7 +970,23 @@
                 <w:rFonts w:ascii="Candara" w:hAnsi="Candara"/>
                 <w:lang w:val="en-GB"/>
               </w:rPr>
-              <w:t>Changes due to migration to Xtext version 2.3.1,</w:t>
+              <w:t xml:space="preserve">Changes due to migration to </w:t>
+            </w:r>
+            <w:proofErr w:type="spellStart"/>
+            <w:r>
+              <w:rPr>
+                <w:rFonts w:ascii="Candara" w:hAnsi="Candara"/>
+                <w:lang w:val="en-GB"/>
+              </w:rPr>
+              <w:t>Xtext</w:t>
+            </w:r>
+            <w:proofErr w:type="spellEnd"/>
+            <w:r>
+              <w:rPr>
+                <w:rFonts w:ascii="Candara" w:hAnsi="Candara"/>
+                <w:lang w:val="en-GB"/>
+              </w:rPr>
+              <w:t xml:space="preserve"> version 2.3.1,</w:t>
             </w:r>
             <w:r>
               <w:rPr>
@@ -1124,7 +1152,39 @@
                 <w:rFonts w:ascii="Candara" w:hAnsi="Candara"/>
                 <w:lang w:val="en-GB"/>
               </w:rPr>
-              <w:t>Section 3 updated (inclusion of Xtext features in EASy update site).</w:t>
+              <w:t xml:space="preserve">Section 3 updated (inclusion of </w:t>
+            </w:r>
+            <w:proofErr w:type="spellStart"/>
+            <w:r>
+              <w:rPr>
+                <w:rFonts w:ascii="Candara" w:hAnsi="Candara"/>
+                <w:lang w:val="en-GB"/>
+              </w:rPr>
+              <w:t>Xtext</w:t>
+            </w:r>
+            <w:proofErr w:type="spellEnd"/>
+            <w:r>
+              <w:rPr>
+                <w:rFonts w:ascii="Candara" w:hAnsi="Candara"/>
+                <w:lang w:val="en-GB"/>
+              </w:rPr>
+              <w:t xml:space="preserve"> features in </w:t>
+            </w:r>
+            <w:proofErr w:type="spellStart"/>
+            <w:r>
+              <w:rPr>
+                <w:rFonts w:ascii="Candara" w:hAnsi="Candara"/>
+                <w:lang w:val="en-GB"/>
+              </w:rPr>
+              <w:t>EASy</w:t>
+            </w:r>
+            <w:proofErr w:type="spellEnd"/>
+            <w:r>
+              <w:rPr>
+                <w:rFonts w:ascii="Candara" w:hAnsi="Candara"/>
+                <w:lang w:val="en-GB"/>
+              </w:rPr>
+              <w:t xml:space="preserve"> update site).</w:t>
             </w:r>
           </w:p>
         </w:tc>
@@ -1262,7 +1322,23 @@
                 <w:rFonts w:ascii="Candara" w:hAnsi="Candara"/>
                 <w:lang w:val="en-GB"/>
               </w:rPr>
-              <w:t>Version 1.0 completed (reference to other developers guide, IVML and VIL language specification, corrected spelling, updated figures)</w:t>
+              <w:t xml:space="preserve">Version 1.0 completed (reference to other </w:t>
+            </w:r>
+            <w:proofErr w:type="gramStart"/>
+            <w:r>
+              <w:rPr>
+                <w:rFonts w:ascii="Candara" w:hAnsi="Candara"/>
+                <w:lang w:val="en-GB"/>
+              </w:rPr>
+              <w:t>developers</w:t>
+            </w:r>
+            <w:proofErr w:type="gramEnd"/>
+            <w:r>
+              <w:rPr>
+                <w:rFonts w:ascii="Candara" w:hAnsi="Candara"/>
+                <w:lang w:val="en-GB"/>
+              </w:rPr>
+              <w:t xml:space="preserve"> guide, IVML and VIL language specification, corrected spelling, updated figures)</w:t>
             </w:r>
           </w:p>
         </w:tc>
@@ -1448,7 +1524,39 @@
                 <w:rFonts w:ascii="Candara" w:hAnsi="Candara"/>
                 <w:lang w:val="en-GB"/>
               </w:rPr>
-              <w:t xml:space="preserve">Migration to Xtext version 2.5.3, Examples, Updated installation of EASy-Producer </w:t>
+              <w:t xml:space="preserve">Migration to </w:t>
+            </w:r>
+            <w:proofErr w:type="spellStart"/>
+            <w:r>
+              <w:rPr>
+                <w:rFonts w:ascii="Candara" w:hAnsi="Candara"/>
+                <w:lang w:val="en-GB"/>
+              </w:rPr>
+              <w:t>Xtext</w:t>
+            </w:r>
+            <w:proofErr w:type="spellEnd"/>
+            <w:r>
+              <w:rPr>
+                <w:rFonts w:ascii="Candara" w:hAnsi="Candara"/>
+                <w:lang w:val="en-GB"/>
+              </w:rPr>
+              <w:t xml:space="preserve"> version 2.5.3, Examples, Updated installation of </w:t>
+            </w:r>
+            <w:proofErr w:type="spellStart"/>
+            <w:r>
+              <w:rPr>
+                <w:rFonts w:ascii="Candara" w:hAnsi="Candara"/>
+                <w:lang w:val="en-GB"/>
+              </w:rPr>
+              <w:t>EASy</w:t>
+            </w:r>
+            <w:proofErr w:type="spellEnd"/>
+            <w:r>
+              <w:rPr>
+                <w:rFonts w:ascii="Candara" w:hAnsi="Candara"/>
+                <w:lang w:val="en-GB"/>
+              </w:rPr>
+              <w:t xml:space="preserve">-Producer </w:t>
             </w:r>
           </w:p>
         </w:tc>
@@ -1512,12 +1620,14 @@
               </w:rPr>
               <w:t xml:space="preserve">Described example: </w:t>
             </w:r>
+            <w:proofErr w:type="spellStart"/>
             <w:r>
               <w:rPr>
                 <w:lang w:val="en-GB"/>
               </w:rPr>
               <w:t>EASyDemoCommands</w:t>
             </w:r>
+            <w:proofErr w:type="spellEnd"/>
           </w:p>
         </w:tc>
       </w:tr>
@@ -1661,7 +1771,23 @@
                 <w:rFonts w:ascii="Candara" w:hAnsi="Candara"/>
                 <w:lang w:val="en-GB"/>
               </w:rPr>
-              <w:t xml:space="preserve"> (reported by M. Keunecke)</w:t>
+              <w:t xml:space="preserve"> (reported by M. </w:t>
+            </w:r>
+            <w:proofErr w:type="spellStart"/>
+            <w:r>
+              <w:rPr>
+                <w:rFonts w:ascii="Candara" w:hAnsi="Candara"/>
+                <w:lang w:val="en-GB"/>
+              </w:rPr>
+              <w:t>Keunecke</w:t>
+            </w:r>
+            <w:proofErr w:type="spellEnd"/>
+            <w:r>
+              <w:rPr>
+                <w:rFonts w:ascii="Candara" w:hAnsi="Candara"/>
+                <w:lang w:val="en-GB"/>
+              </w:rPr>
+              <w:t>)</w:t>
             </w:r>
           </w:p>
         </w:tc>
@@ -1850,12 +1976,21 @@
           <w:lang w:val="en-GB"/>
         </w:rPr>
       </w:pPr>
-      <w:r>
-        <w:rPr>
-          <w:rFonts w:ascii="Candara" w:hAnsi="Candara"/>
-          <w:lang w:val="en-GB"/>
-        </w:rPr>
-        <w:t xml:space="preserve">EASy-Producer is a Software Product Line Engineering tool developed by the Software Systems Engineering </w:t>
+      <w:proofErr w:type="spellStart"/>
+      <w:r>
+        <w:rPr>
+          <w:rFonts w:ascii="Candara" w:hAnsi="Candara"/>
+          <w:lang w:val="en-GB"/>
+        </w:rPr>
+        <w:t>EASy</w:t>
+      </w:r>
+      <w:proofErr w:type="spellEnd"/>
+      <w:r>
+        <w:rPr>
+          <w:rFonts w:ascii="Candara" w:hAnsi="Candara"/>
+          <w:lang w:val="en-GB"/>
+        </w:rPr>
+        <w:t xml:space="preserve">-Producer is a Software Product Line Engineering tool developed by the Software Systems Engineering </w:t>
       </w:r>
       <w:r>
         <w:rPr>
@@ -1938,12 +2073,21 @@
         </w:rPr>
         <w:t xml:space="preserve">The SSE group hosts the following </w:t>
       </w:r>
-      <w:r>
-        <w:rPr>
-          <w:rFonts w:ascii="Candara" w:hAnsi="Candara"/>
-          <w:lang w:val="en-GB"/>
-        </w:rPr>
-        <w:t>EASy-</w:t>
+      <w:proofErr w:type="spellStart"/>
+      <w:r>
+        <w:rPr>
+          <w:rFonts w:ascii="Candara" w:hAnsi="Candara"/>
+          <w:lang w:val="en-GB"/>
+        </w:rPr>
+        <w:t>EASy</w:t>
+      </w:r>
+      <w:proofErr w:type="spellEnd"/>
+      <w:r>
+        <w:rPr>
+          <w:rFonts w:ascii="Candara" w:hAnsi="Candara"/>
+          <w:lang w:val="en-GB"/>
+        </w:rPr>
+        <w:t>-</w:t>
       </w:r>
       <w:r>
         <w:rPr>
@@ -5195,12 +5339,21 @@
           <w:lang w:val="en-GB"/>
         </w:rPr>
       </w:pPr>
-      <w:r>
-        <w:rPr>
-          <w:rFonts w:ascii="Candara" w:hAnsi="Candara"/>
-          <w:lang w:val="en-GB"/>
-        </w:rPr>
-        <w:t>EASy-Producer</w:t>
+      <w:proofErr w:type="spellStart"/>
+      <w:r>
+        <w:rPr>
+          <w:rFonts w:ascii="Candara" w:hAnsi="Candara"/>
+          <w:lang w:val="en-GB"/>
+        </w:rPr>
+        <w:t>EASy</w:t>
+      </w:r>
+      <w:proofErr w:type="spellEnd"/>
+      <w:r>
+        <w:rPr>
+          <w:rFonts w:ascii="Candara" w:hAnsi="Candara"/>
+          <w:lang w:val="en-GB"/>
+        </w:rPr>
+        <w:t>-Producer</w:t>
       </w:r>
       <w:r>
         <w:rPr>
@@ -5292,7 +5445,23 @@
           <w:rFonts w:ascii="Candara" w:hAnsi="Candara"/>
           <w:lang w:val="en-GB"/>
         </w:rPr>
-        <w:t xml:space="preserve">, EASy-Producer is a research prototype for demonstrating new approaches to SPLE in general and, in particular </w:t>
+        <w:t xml:space="preserve">, </w:t>
+      </w:r>
+      <w:proofErr w:type="spellStart"/>
+      <w:r>
+        <w:rPr>
+          <w:rFonts w:ascii="Candara" w:hAnsi="Candara"/>
+          <w:lang w:val="en-GB"/>
+        </w:rPr>
+        <w:t>EASy</w:t>
+      </w:r>
+      <w:proofErr w:type="spellEnd"/>
+      <w:r>
+        <w:rPr>
+          <w:rFonts w:ascii="Candara" w:hAnsi="Candara"/>
+          <w:lang w:val="en-GB"/>
+        </w:rPr>
+        <w:t xml:space="preserve">-Producer is a research prototype for demonstrating new approaches to SPLE in general and, in particular </w:t>
       </w:r>
       <w:r>
         <w:rPr>
@@ -5399,8 +5568,17 @@
           <w:rFonts w:ascii="Candara" w:hAnsi="Candara"/>
           <w:lang w:val="en-GB"/>
         </w:rPr>
-        <w:t>capabilities of EASy</w:t>
-      </w:r>
+        <w:t xml:space="preserve">capabilities of </w:t>
+      </w:r>
+      <w:proofErr w:type="spellStart"/>
+      <w:r>
+        <w:rPr>
+          <w:rFonts w:ascii="Candara" w:hAnsi="Candara"/>
+          <w:lang w:val="en-GB"/>
+        </w:rPr>
+        <w:t>EASy</w:t>
+      </w:r>
+      <w:proofErr w:type="spellEnd"/>
       <w:r>
         <w:rPr>
           <w:rFonts w:ascii="Candara" w:hAnsi="Candara"/>
@@ -5479,7 +5657,23 @@
           <w:rFonts w:ascii="Candara" w:hAnsi="Candara"/>
           <w:lang w:val="en-GB"/>
         </w:rPr>
-        <w:t xml:space="preserve">, we will give a brief overview on the SPLE concepts supported by EASy-Producer. This will include introductions to the concepts </w:t>
+        <w:t xml:space="preserve">, we will give a brief overview on the SPLE concepts supported by </w:t>
+      </w:r>
+      <w:proofErr w:type="spellStart"/>
+      <w:r>
+        <w:rPr>
+          <w:rFonts w:ascii="Candara" w:hAnsi="Candara"/>
+          <w:lang w:val="en-GB"/>
+        </w:rPr>
+        <w:t>EASy</w:t>
+      </w:r>
+      <w:proofErr w:type="spellEnd"/>
+      <w:r>
+        <w:rPr>
+          <w:rFonts w:ascii="Candara" w:hAnsi="Candara"/>
+          <w:lang w:val="en-GB"/>
+        </w:rPr>
+        <w:t xml:space="preserve">-Producer. This will include introductions to the concepts </w:t>
       </w:r>
       <w:r>
         <w:rPr>
@@ -5603,7 +5797,23 @@
           <w:rFonts w:ascii="Candara" w:hAnsi="Candara"/>
           <w:lang w:val="en-GB"/>
         </w:rPr>
-        <w:t xml:space="preserve"> EASy-Producer. This section includes the mandatory prerequisites, the installation guide, and additional recommendations</w:t>
+        <w:t xml:space="preserve"> </w:t>
+      </w:r>
+      <w:proofErr w:type="spellStart"/>
+      <w:r>
+        <w:rPr>
+          <w:rFonts w:ascii="Candara" w:hAnsi="Candara"/>
+          <w:lang w:val="en-GB"/>
+        </w:rPr>
+        <w:t>EASy</w:t>
+      </w:r>
+      <w:proofErr w:type="spellEnd"/>
+      <w:r>
+        <w:rPr>
+          <w:rFonts w:ascii="Candara" w:hAnsi="Candara"/>
+          <w:lang w:val="en-GB"/>
+        </w:rPr>
+        <w:t>-Producer. This section includes the mandatory prerequisites, the installation guide, and additional recommendations</w:t>
       </w:r>
       <w:r>
         <w:rPr>
@@ -5687,12 +5897,21 @@
         </w:rPr>
         <w:t xml:space="preserve">introduce </w:t>
       </w:r>
-      <w:r>
-        <w:rPr>
-          <w:rFonts w:ascii="Candara" w:hAnsi="Candara"/>
-          <w:lang w:val="en-GB"/>
-        </w:rPr>
-        <w:t>EASy-Producer</w:t>
+      <w:proofErr w:type="spellStart"/>
+      <w:r>
+        <w:rPr>
+          <w:rFonts w:ascii="Candara" w:hAnsi="Candara"/>
+          <w:lang w:val="en-GB"/>
+        </w:rPr>
+        <w:t>EASy</w:t>
+      </w:r>
+      <w:proofErr w:type="spellEnd"/>
+      <w:r>
+        <w:rPr>
+          <w:rFonts w:ascii="Candara" w:hAnsi="Candara"/>
+          <w:lang w:val="en-GB"/>
+        </w:rPr>
+        <w:t>-Producer</w:t>
       </w:r>
       <w:r>
         <w:rPr>
@@ -5741,7 +5960,23 @@
           <w:rFonts w:ascii="Candara" w:hAnsi="Candara"/>
           <w:lang w:val="en-GB"/>
         </w:rPr>
-        <w:t>the derivation of a product line product. This will cover all aspects of SPL development ranging from creating a new product line project in EASy-Producer, defining a variability model and implementing the</w:t>
+        <w:t xml:space="preserve">the derivation of a product line product. This will cover all aspects of SPL development ranging from creating a new product line project in </w:t>
+      </w:r>
+      <w:proofErr w:type="spellStart"/>
+      <w:r>
+        <w:rPr>
+          <w:rFonts w:ascii="Candara" w:hAnsi="Candara"/>
+          <w:lang w:val="en-GB"/>
+        </w:rPr>
+        <w:t>EASy</w:t>
+      </w:r>
+      <w:proofErr w:type="spellEnd"/>
+      <w:r>
+        <w:rPr>
+          <w:rFonts w:ascii="Candara" w:hAnsi="Candara"/>
+          <w:lang w:val="en-GB"/>
+        </w:rPr>
+        <w:t>-Producer, defining a variability model and implementing the</w:t>
       </w:r>
       <w:r>
         <w:rPr>
@@ -5776,7 +6011,23 @@
           <w:rFonts w:ascii="Candara" w:hAnsi="Candara"/>
           <w:lang w:val="en-GB"/>
         </w:rPr>
-        <w:t xml:space="preserve"> of EASy-Producer, we will not discuss </w:t>
+        <w:t xml:space="preserve"> of </w:t>
+      </w:r>
+      <w:proofErr w:type="spellStart"/>
+      <w:r>
+        <w:rPr>
+          <w:rFonts w:ascii="Candara" w:hAnsi="Candara"/>
+          <w:lang w:val="en-GB"/>
+        </w:rPr>
+        <w:t>EASy</w:t>
+      </w:r>
+      <w:proofErr w:type="spellEnd"/>
+      <w:r>
+        <w:rPr>
+          <w:rFonts w:ascii="Candara" w:hAnsi="Candara"/>
+          <w:lang w:val="en-GB"/>
+        </w:rPr>
+        <w:t xml:space="preserve">-Producer, we will not discuss </w:t>
       </w:r>
       <w:r>
         <w:rPr>
@@ -5854,7 +6105,23 @@
           <w:rFonts w:ascii="Candara" w:hAnsi="Candara"/>
           <w:lang w:val="en-GB"/>
         </w:rPr>
-        <w:t xml:space="preserve"> will describe EASy-Producer in detail. This includes detailed descriptions of the individual editors and views </w:t>
+        <w:t xml:space="preserve"> will describe </w:t>
+      </w:r>
+      <w:proofErr w:type="spellStart"/>
+      <w:r>
+        <w:rPr>
+          <w:rFonts w:ascii="Candara" w:hAnsi="Candara"/>
+          <w:lang w:val="en-GB"/>
+        </w:rPr>
+        <w:t>EASy</w:t>
+      </w:r>
+      <w:proofErr w:type="spellEnd"/>
+      <w:r>
+        <w:rPr>
+          <w:rFonts w:ascii="Candara" w:hAnsi="Candara"/>
+          <w:lang w:val="en-GB"/>
+        </w:rPr>
+        <w:t xml:space="preserve">-Producer in detail. This includes detailed descriptions of the individual editors and views </w:t>
       </w:r>
       <w:r>
         <w:rPr>
@@ -5923,7 +6190,23 @@
           <w:rFonts w:ascii="Candara" w:hAnsi="Candara"/>
           <w:lang w:val="en-GB"/>
         </w:rPr>
-        <w:t xml:space="preserve">, we explain how to run some shipped examples to learn the basic concepts of EASy-Producer. Finally, Section </w:t>
+        <w:t xml:space="preserve">, we explain how to run some shipped examples to learn the basic concepts of </w:t>
+      </w:r>
+      <w:proofErr w:type="spellStart"/>
+      <w:r>
+        <w:rPr>
+          <w:rFonts w:ascii="Candara" w:hAnsi="Candara"/>
+          <w:lang w:val="en-GB"/>
+        </w:rPr>
+        <w:t>EASy</w:t>
+      </w:r>
+      <w:proofErr w:type="spellEnd"/>
+      <w:r>
+        <w:rPr>
+          <w:rFonts w:ascii="Candara" w:hAnsi="Candara"/>
+          <w:lang w:val="en-GB"/>
+        </w:rPr>
+        <w:t xml:space="preserve">-Producer. Finally, Section </w:t>
       </w:r>
       <w:r>
         <w:rPr>
@@ -6025,12 +6308,21 @@
           <w:lang w:val="en-GB"/>
         </w:rPr>
       </w:pPr>
-      <w:r>
-        <w:rPr>
-          <w:rFonts w:ascii="Candara" w:hAnsi="Candara"/>
-          <w:lang w:val="en-GB"/>
-        </w:rPr>
-        <w:t xml:space="preserve">EASy-Producer supports basic Product Line Engineering </w:t>
+      <w:proofErr w:type="spellStart"/>
+      <w:r>
+        <w:rPr>
+          <w:rFonts w:ascii="Candara" w:hAnsi="Candara"/>
+          <w:lang w:val="en-GB"/>
+        </w:rPr>
+        <w:t>EASy</w:t>
+      </w:r>
+      <w:proofErr w:type="spellEnd"/>
+      <w:r>
+        <w:rPr>
+          <w:rFonts w:ascii="Candara" w:hAnsi="Candara"/>
+          <w:lang w:val="en-GB"/>
+        </w:rPr>
+        <w:t xml:space="preserve">-Producer supports basic Product Line Engineering </w:t>
       </w:r>
       <w:r>
         <w:rPr>
@@ -11667,7 +11959,23 @@
           <w:rFonts w:ascii="Candara" w:hAnsi="Candara"/>
           <w:lang w:val="en-GB"/>
         </w:rPr>
-        <w:t xml:space="preserve">In this section, we describe the installation of EASy-Producer. In order to guarantee a successful installation, we will introduce a set of mandatory prerequisites. </w:t>
+        <w:t xml:space="preserve">In this section, we describe the installation of </w:t>
+      </w:r>
+      <w:proofErr w:type="spellStart"/>
+      <w:r>
+        <w:rPr>
+          <w:rFonts w:ascii="Candara" w:hAnsi="Candara"/>
+          <w:lang w:val="en-GB"/>
+        </w:rPr>
+        <w:t>EASy</w:t>
+      </w:r>
+      <w:proofErr w:type="spellEnd"/>
+      <w:r>
+        <w:rPr>
+          <w:rFonts w:ascii="Candara" w:hAnsi="Candara"/>
+          <w:lang w:val="en-GB"/>
+        </w:rPr>
+        <w:t xml:space="preserve">-Producer. In order to guarantee a successful installation, we will introduce a set of mandatory prerequisites. </w:t>
       </w:r>
       <w:r>
         <w:rPr>
@@ -11743,7 +12051,23 @@
           <w:rFonts w:ascii="Candara" w:hAnsi="Candara"/>
           <w:lang w:val="en-GB"/>
         </w:rPr>
-        <w:t>for EASy-Producer</w:t>
+        <w:t xml:space="preserve">for </w:t>
+      </w:r>
+      <w:proofErr w:type="spellStart"/>
+      <w:r>
+        <w:rPr>
+          <w:rFonts w:ascii="Candara" w:hAnsi="Candara"/>
+          <w:lang w:val="en-GB"/>
+        </w:rPr>
+        <w:t>EASy</w:t>
+      </w:r>
+      <w:proofErr w:type="spellEnd"/>
+      <w:r>
+        <w:rPr>
+          <w:rFonts w:ascii="Candara" w:hAnsi="Candara"/>
+          <w:lang w:val="en-GB"/>
+        </w:rPr>
+        <w:t>-Producer</w:t>
       </w:r>
       <w:r>
         <w:rPr>
@@ -11798,14 +12122,71 @@
           <w:rFonts w:ascii="Candara" w:hAnsi="Candara"/>
           <w:lang w:val="en-GB"/>
         </w:rPr>
-        <w:t xml:space="preserve">, we describe the installation of the tool in a step-wise manner using the Eclipse update site mechanism and the EASy-Producer update site. </w:t>
-      </w:r>
-      <w:r>
-        <w:rPr>
-          <w:rFonts w:ascii="Candara" w:hAnsi="Candara"/>
-          <w:lang w:val="en-GB"/>
-        </w:rPr>
-        <w:t xml:space="preserve">EASy-Producer can alternatively used as a command line tool, which does not require an Eclipse installation. This facilitates the usage of EASy-Producer as part of a Continuous Integration setup. In Section </w:t>
+        <w:t xml:space="preserve">, we describe the installation of the tool in a step-wise manner using the Eclipse update site mechanism and the </w:t>
+      </w:r>
+      <w:proofErr w:type="spellStart"/>
+      <w:r>
+        <w:rPr>
+          <w:rFonts w:ascii="Candara" w:hAnsi="Candara"/>
+          <w:lang w:val="en-GB"/>
+        </w:rPr>
+        <w:t>EASy</w:t>
+      </w:r>
+      <w:proofErr w:type="spellEnd"/>
+      <w:r>
+        <w:rPr>
+          <w:rFonts w:ascii="Candara" w:hAnsi="Candara"/>
+          <w:lang w:val="en-GB"/>
+        </w:rPr>
+        <w:t xml:space="preserve">-Producer update site. </w:t>
+      </w:r>
+      <w:proofErr w:type="spellStart"/>
+      <w:r>
+        <w:rPr>
+          <w:rFonts w:ascii="Candara" w:hAnsi="Candara"/>
+          <w:lang w:val="en-GB"/>
+        </w:rPr>
+        <w:t>EASy</w:t>
+      </w:r>
+      <w:proofErr w:type="spellEnd"/>
+      <w:r>
+        <w:rPr>
+          <w:rFonts w:ascii="Candara" w:hAnsi="Candara"/>
+          <w:lang w:val="en-GB"/>
+        </w:rPr>
+        <w:t xml:space="preserve">-Producer can alternatively </w:t>
+      </w:r>
+      <w:proofErr w:type="spellStart"/>
+      <w:r>
+        <w:rPr>
+          <w:rFonts w:ascii="Candara" w:hAnsi="Candara"/>
+          <w:lang w:val="en-GB"/>
+        </w:rPr>
+        <w:t>used</w:t>
+      </w:r>
+      <w:proofErr w:type="spellEnd"/>
+      <w:r>
+        <w:rPr>
+          <w:rFonts w:ascii="Candara" w:hAnsi="Candara"/>
+          <w:lang w:val="en-GB"/>
+        </w:rPr>
+        <w:t xml:space="preserve"> as a command line tool, which does not require an Eclipse installation. This facilitates the usage of </w:t>
+      </w:r>
+      <w:proofErr w:type="spellStart"/>
+      <w:r>
+        <w:rPr>
+          <w:rFonts w:ascii="Candara" w:hAnsi="Candara"/>
+          <w:lang w:val="en-GB"/>
+        </w:rPr>
+        <w:t>EASy</w:t>
+      </w:r>
+      <w:proofErr w:type="spellEnd"/>
+      <w:r>
+        <w:rPr>
+          <w:rFonts w:ascii="Candara" w:hAnsi="Candara"/>
+          <w:lang w:val="en-GB"/>
+        </w:rPr>
+        <w:t xml:space="preserve">-Producer as part of a Continuous Integration setup. In Section </w:t>
       </w:r>
       <w:r>
         <w:rPr>
@@ -11853,7 +12234,23 @@
           <w:rFonts w:ascii="Candara" w:hAnsi="Candara"/>
           <w:lang w:val="en-GB"/>
         </w:rPr>
-        <w:t xml:space="preserve">, we show how to install EASy-Producer as a command line tool, outside of Eclipse. </w:t>
+        <w:t xml:space="preserve">, we show how to install </w:t>
+      </w:r>
+      <w:proofErr w:type="spellStart"/>
+      <w:r>
+        <w:rPr>
+          <w:rFonts w:ascii="Candara" w:hAnsi="Candara"/>
+          <w:lang w:val="en-GB"/>
+        </w:rPr>
+        <w:t>EASy</w:t>
+      </w:r>
+      <w:proofErr w:type="spellEnd"/>
+      <w:r>
+        <w:rPr>
+          <w:rFonts w:ascii="Candara" w:hAnsi="Candara"/>
+          <w:lang w:val="en-GB"/>
+        </w:rPr>
+        <w:t xml:space="preserve">-Producer as a command line tool, outside of Eclipse. </w:t>
       </w:r>
       <w:r>
         <w:rPr>
@@ -11908,7 +12305,23 @@
           <w:rFonts w:ascii="Candara" w:hAnsi="Candara"/>
           <w:lang w:val="en-GB"/>
         </w:rPr>
-        <w:t xml:space="preserve"> introduces additional guides and specifications for EASy-Producer.</w:t>
+        <w:t xml:space="preserve"> introduces additional guides and specifications for </w:t>
+      </w:r>
+      <w:proofErr w:type="spellStart"/>
+      <w:r>
+        <w:rPr>
+          <w:rFonts w:ascii="Candara" w:hAnsi="Candara"/>
+          <w:lang w:val="en-GB"/>
+        </w:rPr>
+        <w:t>EASy</w:t>
+      </w:r>
+      <w:proofErr w:type="spellEnd"/>
+      <w:r>
+        <w:rPr>
+          <w:rFonts w:ascii="Candara" w:hAnsi="Candara"/>
+          <w:lang w:val="en-GB"/>
+        </w:rPr>
+        <w:t>-Producer.</w:t>
       </w:r>
     </w:p>
     <w:p>
@@ -11936,11 +12349,19 @@
           <w:lang w:val="en-GB"/>
         </w:rPr>
       </w:pPr>
-      <w:r>
-        <w:rPr>
-          <w:lang w:val="en-GB"/>
-        </w:rPr>
-        <w:t xml:space="preserve">EASy-Producer is developed as an </w:t>
+      <w:proofErr w:type="spellStart"/>
+      <w:r>
+        <w:rPr>
+          <w:lang w:val="en-GB"/>
+        </w:rPr>
+        <w:t>EASy</w:t>
+      </w:r>
+      <w:proofErr w:type="spellEnd"/>
+      <w:r>
+        <w:rPr>
+          <w:lang w:val="en-GB"/>
+        </w:rPr>
+        <w:t xml:space="preserve">-Producer is developed as an </w:t>
       </w:r>
       <w:r>
         <w:rPr>
@@ -11975,6 +12396,7 @@
         </w:rPr>
         <w:t xml:space="preserve">a recent </w:t>
       </w:r>
+      <w:proofErr w:type="spellStart"/>
       <w:r>
         <w:rPr>
           <w:b/>
@@ -11982,6 +12404,7 @@
         </w:rPr>
         <w:t>Xtext</w:t>
       </w:r>
+      <w:proofErr w:type="spellEnd"/>
       <w:r>
         <w:rPr>
           <w:rStyle w:val="FootnoteReference"/>
@@ -12000,13 +12423,83 @@
         <w:rPr>
           <w:lang w:val="en-GB"/>
         </w:rPr>
-        <w:t xml:space="preserve">. However, we cannot guarantee that any combination of Eclipse and Xtext will work with EASy-Producer. </w:t>
-      </w:r>
-      <w:r>
-        <w:rPr>
-          <w:lang w:val="en-GB"/>
-        </w:rPr>
-        <w:t xml:space="preserve">Some recent combination are Eclipse 4.32.0 (2024-06) with xText 2.35.0 and Eclipse 4-34-0 (2024-12) with xText 2.37.0. </w:t>
+        <w:t xml:space="preserve">. However, we cannot guarantee that any combination of Eclipse and </w:t>
+      </w:r>
+      <w:proofErr w:type="spellStart"/>
+      <w:r>
+        <w:rPr>
+          <w:lang w:val="en-GB"/>
+        </w:rPr>
+        <w:t>Xtext</w:t>
+      </w:r>
+      <w:proofErr w:type="spellEnd"/>
+      <w:r>
+        <w:rPr>
+          <w:lang w:val="en-GB"/>
+        </w:rPr>
+        <w:t xml:space="preserve"> will work with </w:t>
+      </w:r>
+      <w:proofErr w:type="spellStart"/>
+      <w:r>
+        <w:rPr>
+          <w:lang w:val="en-GB"/>
+        </w:rPr>
+        <w:t>EASy</w:t>
+      </w:r>
+      <w:proofErr w:type="spellEnd"/>
+      <w:r>
+        <w:rPr>
+          <w:lang w:val="en-GB"/>
+        </w:rPr>
+        <w:t xml:space="preserve">-Producer. </w:t>
+      </w:r>
+      <w:r>
+        <w:rPr>
+          <w:lang w:val="en-GB"/>
+        </w:rPr>
+        <w:t xml:space="preserve">Some recent </w:t>
+      </w:r>
+      <w:proofErr w:type="gramStart"/>
+      <w:r>
+        <w:rPr>
+          <w:lang w:val="en-GB"/>
+        </w:rPr>
+        <w:t>combination</w:t>
+      </w:r>
+      <w:proofErr w:type="gramEnd"/>
+      <w:r>
+        <w:rPr>
+          <w:lang w:val="en-GB"/>
+        </w:rPr>
+        <w:t xml:space="preserve"> are Eclipse 4.32.0 (2024-06) with </w:t>
+      </w:r>
+      <w:proofErr w:type="spellStart"/>
+      <w:r>
+        <w:rPr>
+          <w:lang w:val="en-GB"/>
+        </w:rPr>
+        <w:t>xText</w:t>
+      </w:r>
+      <w:proofErr w:type="spellEnd"/>
+      <w:r>
+        <w:rPr>
+          <w:lang w:val="en-GB"/>
+        </w:rPr>
+        <w:t xml:space="preserve"> 2.35.0 and Eclipse 4-34-0 (2024-12) with </w:t>
+      </w:r>
+      <w:proofErr w:type="spellStart"/>
+      <w:r>
+        <w:rPr>
+          <w:lang w:val="en-GB"/>
+        </w:rPr>
+        <w:t>xText</w:t>
+      </w:r>
+      <w:proofErr w:type="spellEnd"/>
+      <w:r>
+        <w:rPr>
+          <w:lang w:val="en-GB"/>
+        </w:rPr>
+        <w:t xml:space="preserve"> 2.37.0. </w:t>
       </w:r>
     </w:p>
     <w:p>
@@ -12020,7 +12513,35 @@
         <w:rPr>
           <w:lang w:val="en-GB"/>
         </w:rPr>
-        <w:t xml:space="preserve">One quick approach is to download a pre-built Eclipse/xText/EASy-Producer-Installation including Java from </w:t>
+        <w:t>One quick approach is to download a pre-built Eclipse/</w:t>
+      </w:r>
+      <w:proofErr w:type="spellStart"/>
+      <w:r>
+        <w:rPr>
+          <w:lang w:val="en-GB"/>
+        </w:rPr>
+        <w:t>xText</w:t>
+      </w:r>
+      <w:proofErr w:type="spellEnd"/>
+      <w:r>
+        <w:rPr>
+          <w:lang w:val="en-GB"/>
+        </w:rPr>
+        <w:t>/</w:t>
+      </w:r>
+      <w:proofErr w:type="spellStart"/>
+      <w:r>
+        <w:rPr>
+          <w:lang w:val="en-GB"/>
+        </w:rPr>
+        <w:t>EASy</w:t>
+      </w:r>
+      <w:proofErr w:type="spellEnd"/>
+      <w:r>
+        <w:rPr>
+          <w:lang w:val="en-GB"/>
+        </w:rPr>
+        <w:t xml:space="preserve">-Producer-Installation including Java from </w:t>
       </w:r>
       <w:hyperlink r:id="rId15" w:history="1">
         <w:r>
@@ -12071,7 +12592,39 @@
           <w:rFonts w:ascii="Candara" w:hAnsi="Candara"/>
           <w:lang w:val="en-GB"/>
         </w:rPr>
-        <w:t xml:space="preserve">The SSE group hosts an EASy-Producer update site for easy installation and updates. Thus, the first step for installing EASy-Producer is to define a new update site in Eclipse. For this purpose, start </w:t>
+        <w:t xml:space="preserve">The SSE group hosts an </w:t>
+      </w:r>
+      <w:proofErr w:type="spellStart"/>
+      <w:r>
+        <w:rPr>
+          <w:rFonts w:ascii="Candara" w:hAnsi="Candara"/>
+          <w:lang w:val="en-GB"/>
+        </w:rPr>
+        <w:t>EASy</w:t>
+      </w:r>
+      <w:proofErr w:type="spellEnd"/>
+      <w:r>
+        <w:rPr>
+          <w:rFonts w:ascii="Candara" w:hAnsi="Candara"/>
+          <w:lang w:val="en-GB"/>
+        </w:rPr>
+        <w:t xml:space="preserve">-Producer update site for easy installation and updates. Thus, the first step for installing </w:t>
+      </w:r>
+      <w:proofErr w:type="spellStart"/>
+      <w:r>
+        <w:rPr>
+          <w:rFonts w:ascii="Candara" w:hAnsi="Candara"/>
+          <w:lang w:val="en-GB"/>
+        </w:rPr>
+        <w:t>EASy</w:t>
+      </w:r>
+      <w:proofErr w:type="spellEnd"/>
+      <w:r>
+        <w:rPr>
+          <w:rFonts w:ascii="Candara" w:hAnsi="Candara"/>
+          <w:lang w:val="en-GB"/>
+        </w:rPr>
+        <w:t xml:space="preserve">-Producer is to define a new update site in Eclipse. For this purpose, start </w:t>
       </w:r>
       <w:r>
         <w:rPr>
@@ -12800,7 +13353,21 @@
         <w:rPr>
           <w:lang w:val="en-GB"/>
         </w:rPr>
-        <w:t xml:space="preserve"> for EASy-Producer. Just install all plugins.</w:t>
+        <w:t xml:space="preserve"> for </w:t>
+      </w:r>
+      <w:proofErr w:type="spellStart"/>
+      <w:r>
+        <w:rPr>
+          <w:lang w:val="en-GB"/>
+        </w:rPr>
+        <w:t>EASy</w:t>
+      </w:r>
+      <w:proofErr w:type="spellEnd"/>
+      <w:r>
+        <w:rPr>
+          <w:lang w:val="en-GB"/>
+        </w:rPr>
+        <w:t>-Producer. Just install all plugins.</w:t>
       </w:r>
     </w:p>
     <w:p>
@@ -12828,17 +13395,39 @@
           <w:lang w:val="en-GB"/>
         </w:rPr>
       </w:pPr>
-      <w:r>
-        <w:rPr>
-          <w:lang w:val="en-GB"/>
-        </w:rPr>
-        <w:t xml:space="preserve">EASy-Producer </w:t>
-      </w:r>
-      <w:r>
-        <w:rPr>
-          <w:lang w:val="en-GB"/>
-        </w:rPr>
-        <w:t>can alternatively be used outside of Eclipse as a standalone command line tool. This facilitates the usage of EASy-Producer as part of continuous integration setting.</w:t>
+      <w:proofErr w:type="spellStart"/>
+      <w:r>
+        <w:rPr>
+          <w:lang w:val="en-GB"/>
+        </w:rPr>
+        <w:t>EASy</w:t>
+      </w:r>
+      <w:proofErr w:type="spellEnd"/>
+      <w:r>
+        <w:rPr>
+          <w:lang w:val="en-GB"/>
+        </w:rPr>
+        <w:t xml:space="preserve">-Producer </w:t>
+      </w:r>
+      <w:r>
+        <w:rPr>
+          <w:lang w:val="en-GB"/>
+        </w:rPr>
+        <w:t xml:space="preserve">can alternatively be used outside of Eclipse as a standalone command line tool. This facilitates the usage of </w:t>
+      </w:r>
+      <w:proofErr w:type="spellStart"/>
+      <w:r>
+        <w:rPr>
+          <w:lang w:val="en-GB"/>
+        </w:rPr>
+        <w:t>EASy</w:t>
+      </w:r>
+      <w:proofErr w:type="spellEnd"/>
+      <w:r>
+        <w:rPr>
+          <w:lang w:val="en-GB"/>
+        </w:rPr>
+        <w:t>-Producer as part of continuous integration setting.</w:t>
       </w:r>
     </w:p>
     <w:p>
@@ -13047,7 +13636,21 @@
         <w:rPr>
           <w:lang w:val="en-GB"/>
         </w:rPr>
-        <w:t>: Download link of the EASy-Producer command line tool.</w:t>
+        <w:t xml:space="preserve">: Download link of the </w:t>
+      </w:r>
+      <w:proofErr w:type="spellStart"/>
+      <w:r>
+        <w:rPr>
+          <w:lang w:val="en-GB"/>
+        </w:rPr>
+        <w:t>EASy</w:t>
+      </w:r>
+      <w:proofErr w:type="spellEnd"/>
+      <w:r>
+        <w:rPr>
+          <w:lang w:val="en-GB"/>
+        </w:rPr>
+        <w:t>-Producer command line tool.</w:t>
       </w:r>
     </w:p>
     <w:p>
@@ -13075,12 +13678,21 @@
           <w:lang w:val="en-GB"/>
         </w:rPr>
       </w:pPr>
-      <w:r>
-        <w:rPr>
-          <w:rFonts w:ascii="Candara" w:hAnsi="Candara"/>
-          <w:lang w:val="en-GB"/>
-        </w:rPr>
-        <w:t>EASy-Producer provides two expressive languages that support the creation of required software product line artefacts:</w:t>
+      <w:proofErr w:type="spellStart"/>
+      <w:r>
+        <w:rPr>
+          <w:rFonts w:ascii="Candara" w:hAnsi="Candara"/>
+          <w:lang w:val="en-GB"/>
+        </w:rPr>
+        <w:t>EASy</w:t>
+      </w:r>
+      <w:proofErr w:type="spellEnd"/>
+      <w:r>
+        <w:rPr>
+          <w:rFonts w:ascii="Candara" w:hAnsi="Candara"/>
+          <w:lang w:val="en-GB"/>
+        </w:rPr>
+        <w:t>-Producer provides two expressive languages that support the creation of required software product line artefacts:</w:t>
       </w:r>
     </w:p>
     <w:p>
@@ -13111,7 +13723,23 @@
           <w:rFonts w:ascii="Candara" w:hAnsi="Candara"/>
           <w:lang w:val="en-GB"/>
         </w:rPr>
-        <w:t xml:space="preserve"> is and expressive, textual variability modelling language, which provides basic and advanced modelling capabilities for the definition of variability models. In order to define such a model based on IVML, we provide the IVML language specification. This specification is part of the EASy-Producer installation and can be found in the </w:t>
+        <w:t xml:space="preserve"> is and expressive, textual variability modelling language, which provides basic and advanced modelling capabilities for the definition of variability models. In order to define such a model based on IVML, we provide the IVML language specification. This specification is part of the </w:t>
+      </w:r>
+      <w:proofErr w:type="spellStart"/>
+      <w:r>
+        <w:rPr>
+          <w:rFonts w:ascii="Candara" w:hAnsi="Candara"/>
+          <w:lang w:val="en-GB"/>
+        </w:rPr>
+        <w:t>EASy</w:t>
+      </w:r>
+      <w:proofErr w:type="spellEnd"/>
+      <w:r>
+        <w:rPr>
+          <w:rFonts w:ascii="Candara" w:hAnsi="Candara"/>
+          <w:lang w:val="en-GB"/>
+        </w:rPr>
+        <w:t xml:space="preserve">-Producer installation and can be found in the </w:t>
       </w:r>
       <w:r>
         <w:rPr>
@@ -13192,7 +13820,23 @@
           <w:rFonts w:ascii="Candara" w:hAnsi="Candara"/>
           <w:lang w:val="en-GB"/>
         </w:rPr>
-        <w:t xml:space="preserve">supports the definition of templates that can be applied to specific artefacts, for example, to manipulate their content, as part of the instantiation process. The corresponding VIL language specification is also part of the EASy-Producer installation and can be found in the </w:t>
+        <w:t xml:space="preserve">supports the definition of templates that can be applied to specific artefacts, for example, to manipulate their content, as part of the instantiation process. The corresponding VIL language specification is also part of the </w:t>
+      </w:r>
+      <w:proofErr w:type="spellStart"/>
+      <w:r>
+        <w:rPr>
+          <w:rFonts w:ascii="Candara" w:hAnsi="Candara"/>
+          <w:lang w:val="en-GB"/>
+        </w:rPr>
+        <w:t>EASy</w:t>
+      </w:r>
+      <w:proofErr w:type="spellEnd"/>
+      <w:r>
+        <w:rPr>
+          <w:rFonts w:ascii="Candara" w:hAnsi="Candara"/>
+          <w:lang w:val="en-GB"/>
+        </w:rPr>
+        <w:t xml:space="preserve">-Producer installation and can be found in the </w:t>
       </w:r>
       <w:r>
         <w:rPr>
@@ -13224,15 +13868,57 @@
           <w:lang w:val="en-GB"/>
         </w:rPr>
         <w:lastRenderedPageBreak/>
-        <w:t xml:space="preserve">Further, EASy-Producer supports the extension of the tool by custom instantiatiors and reasoners. The </w:t>
-      </w:r>
+        <w:t xml:space="preserve">Further, </w:t>
+      </w:r>
+      <w:proofErr w:type="spellStart"/>
+      <w:r>
+        <w:rPr>
+          <w:rFonts w:ascii="Candara" w:hAnsi="Candara"/>
+          <w:lang w:val="en-GB"/>
+        </w:rPr>
+        <w:t>EASy</w:t>
+      </w:r>
+      <w:proofErr w:type="spellEnd"/>
+      <w:r>
+        <w:rPr>
+          <w:rFonts w:ascii="Candara" w:hAnsi="Candara"/>
+          <w:lang w:val="en-GB"/>
+        </w:rPr>
+        <w:t xml:space="preserve">-Producer supports the extension of the tool by custom </w:t>
+      </w:r>
+      <w:proofErr w:type="spellStart"/>
+      <w:r>
+        <w:rPr>
+          <w:rFonts w:ascii="Candara" w:hAnsi="Candara"/>
+          <w:lang w:val="en-GB"/>
+        </w:rPr>
+        <w:t>instantiatiors</w:t>
+      </w:r>
+      <w:proofErr w:type="spellEnd"/>
+      <w:r>
+        <w:rPr>
+          <w:rFonts w:ascii="Candara" w:hAnsi="Candara"/>
+          <w:lang w:val="en-GB"/>
+        </w:rPr>
+        <w:t xml:space="preserve"> and reasoners. The </w:t>
+      </w:r>
+      <w:proofErr w:type="spellStart"/>
       <w:r>
         <w:rPr>
           <w:rFonts w:ascii="Candara" w:hAnsi="Candara"/>
           <w:b/>
           <w:lang w:val="en-GB"/>
         </w:rPr>
-        <w:t>EASy-Producer Developers Guide</w:t>
+        <w:t>EASy</w:t>
+      </w:r>
+      <w:proofErr w:type="spellEnd"/>
+      <w:r>
+        <w:rPr>
+          <w:rFonts w:ascii="Candara" w:hAnsi="Candara"/>
+          <w:b/>
+          <w:lang w:val="en-GB"/>
+        </w:rPr>
+        <w:t>-Producer Developers Guide</w:t>
       </w:r>
       <w:r>
         <w:rPr>
@@ -13270,14 +13956,62 @@
           <w:rFonts w:ascii="Candara" w:hAnsi="Candara"/>
           <w:lang w:val="en-GB"/>
         </w:rPr>
-        <w:t>The EASy-Producer user guide, the EASy-Producer developers guide, as well as the IVML and the VIL language specification are also available as PDFs o</w:t>
-      </w:r>
-      <w:r>
-        <w:rPr>
-          <w:rFonts w:ascii="Candara" w:hAnsi="Candara"/>
-          <w:lang w:val="en-GB"/>
-        </w:rPr>
-        <w:t xml:space="preserve">n the EASy-Producer update site: </w:t>
+        <w:t xml:space="preserve">The </w:t>
+      </w:r>
+      <w:proofErr w:type="spellStart"/>
+      <w:r>
+        <w:rPr>
+          <w:rFonts w:ascii="Candara" w:hAnsi="Candara"/>
+          <w:lang w:val="en-GB"/>
+        </w:rPr>
+        <w:t>EASy</w:t>
+      </w:r>
+      <w:proofErr w:type="spellEnd"/>
+      <w:r>
+        <w:rPr>
+          <w:rFonts w:ascii="Candara" w:hAnsi="Candara"/>
+          <w:lang w:val="en-GB"/>
+        </w:rPr>
+        <w:t xml:space="preserve">-Producer user guide, the </w:t>
+      </w:r>
+      <w:proofErr w:type="spellStart"/>
+      <w:r>
+        <w:rPr>
+          <w:rFonts w:ascii="Candara" w:hAnsi="Candara"/>
+          <w:lang w:val="en-GB"/>
+        </w:rPr>
+        <w:t>EASy</w:t>
+      </w:r>
+      <w:proofErr w:type="spellEnd"/>
+      <w:r>
+        <w:rPr>
+          <w:rFonts w:ascii="Candara" w:hAnsi="Candara"/>
+          <w:lang w:val="en-GB"/>
+        </w:rPr>
+        <w:t>-Producer developers guide, as well as the IVML and the VIL language specification are also available as PDFs o</w:t>
+      </w:r>
+      <w:r>
+        <w:rPr>
+          <w:rFonts w:ascii="Candara" w:hAnsi="Candara"/>
+          <w:lang w:val="en-GB"/>
+        </w:rPr>
+        <w:t xml:space="preserve">n the </w:t>
+      </w:r>
+      <w:proofErr w:type="spellStart"/>
+      <w:r>
+        <w:rPr>
+          <w:rFonts w:ascii="Candara" w:hAnsi="Candara"/>
+          <w:lang w:val="en-GB"/>
+        </w:rPr>
+        <w:t>EASy</w:t>
+      </w:r>
+      <w:proofErr w:type="spellEnd"/>
+      <w:r>
+        <w:rPr>
+          <w:rFonts w:ascii="Candara" w:hAnsi="Candara"/>
+          <w:lang w:val="en-GB"/>
+        </w:rPr>
+        <w:t xml:space="preserve">-Producer update site: </w:t>
       </w:r>
       <w:hyperlink r:id="rId22" w:history="1">
         <w:r>
@@ -13341,10 +14075,18 @@
         <w:rPr>
           <w:lang w:val="en-GB"/>
         </w:rPr>
-        <w:t>: Product Line Engineering is EASy</w:t>
+        <w:t xml:space="preserve">: Product Line Engineering is </w:t>
+      </w:r>
+      <w:proofErr w:type="spellStart"/>
+      <w:r>
+        <w:rPr>
+          <w:lang w:val="en-GB"/>
+        </w:rPr>
+        <w:t>EASy</w:t>
       </w:r>
       <w:bookmarkEnd w:id="24"/>
       <w:bookmarkEnd w:id="25"/>
+      <w:proofErr w:type="spellEnd"/>
     </w:p>
     <w:p>
       <w:pPr>
@@ -13429,7 +14171,21 @@
         <w:rPr>
           <w:lang w:val="en-GB"/>
         </w:rPr>
-        <w:t xml:space="preserve"> of EASy-Producer based on a running example. We will prototypically model and implement the variability of a content-sharing </w:t>
+        <w:t xml:space="preserve"> of </w:t>
+      </w:r>
+      <w:proofErr w:type="spellStart"/>
+      <w:r>
+        <w:rPr>
+          <w:lang w:val="en-GB"/>
+        </w:rPr>
+        <w:t>EASy</w:t>
+      </w:r>
+      <w:proofErr w:type="spellEnd"/>
+      <w:r>
+        <w:rPr>
+          <w:lang w:val="en-GB"/>
+        </w:rPr>
+        <w:t xml:space="preserve">-Producer based on a running example. We will prototypically model and implement the variability of a content-sharing </w:t>
       </w:r>
       <w:r>
         <w:rPr>
@@ -13732,11 +14488,19 @@
           <w:lang w:val="en-GB"/>
         </w:rPr>
       </w:pPr>
-      <w:r>
-        <w:rPr>
-          <w:lang w:val="en-GB"/>
-        </w:rPr>
-        <w:t xml:space="preserve">EASy-Producer (as well as Eclipse) provides multiple editors, wizards, etc. In order to identify the </w:t>
+      <w:proofErr w:type="spellStart"/>
+      <w:r>
+        <w:rPr>
+          <w:lang w:val="en-GB"/>
+        </w:rPr>
+        <w:t>EASy</w:t>
+      </w:r>
+      <w:proofErr w:type="spellEnd"/>
+      <w:r>
+        <w:rPr>
+          <w:lang w:val="en-GB"/>
+        </w:rPr>
+        <w:t xml:space="preserve">-Producer (as well as Eclipse) provides multiple editors, wizards, etc. In order to identify the </w:t>
       </w:r>
       <w:r>
         <w:rPr>
@@ -13802,7 +14566,21 @@
         <w:rPr>
           <w:lang w:val="en-GB"/>
         </w:rPr>
-        <w:t xml:space="preserve">All input to EASy-Producer will be illustrated in </w:t>
+        <w:t xml:space="preserve">All input to </w:t>
+      </w:r>
+      <w:proofErr w:type="spellStart"/>
+      <w:r>
+        <w:rPr>
+          <w:lang w:val="en-GB"/>
+        </w:rPr>
+        <w:t>EASy</w:t>
+      </w:r>
+      <w:proofErr w:type="spellEnd"/>
+      <w:r>
+        <w:rPr>
+          <w:lang w:val="en-GB"/>
+        </w:rPr>
+        <w:t xml:space="preserve">-Producer will be illustrated in </w:t>
       </w:r>
       <w:r>
         <w:rPr>
@@ -13842,7 +14620,21 @@
         <w:rPr>
           <w:lang w:val="en-GB"/>
         </w:rPr>
-        <w:t xml:space="preserve">this section. This will be part of the detailed description of EASy-Producer in Section </w:t>
+        <w:t xml:space="preserve">this section. This will be part of the detailed description of </w:t>
+      </w:r>
+      <w:proofErr w:type="spellStart"/>
+      <w:r>
+        <w:rPr>
+          <w:lang w:val="en-GB"/>
+        </w:rPr>
+        <w:t>EASy</w:t>
+      </w:r>
+      <w:proofErr w:type="spellEnd"/>
+      <w:r>
+        <w:rPr>
+          <w:lang w:val="en-GB"/>
+        </w:rPr>
+        <w:t xml:space="preserve">-Producer in Section </w:t>
       </w:r>
       <w:r>
         <w:rPr>
@@ -14039,7 +14831,21 @@
         <w:rPr>
           <w:lang w:val="en-GB"/>
         </w:rPr>
-        <w:t xml:space="preserve"> and capabilities of EASy-Producer</w:t>
+        <w:t xml:space="preserve"> and capabilities of </w:t>
+      </w:r>
+      <w:proofErr w:type="spellStart"/>
+      <w:r>
+        <w:rPr>
+          <w:lang w:val="en-GB"/>
+        </w:rPr>
+        <w:t>EASy</w:t>
+      </w:r>
+      <w:proofErr w:type="spellEnd"/>
+      <w:r>
+        <w:rPr>
+          <w:lang w:val="en-GB"/>
+        </w:rPr>
+        <w:t>-Producer</w:t>
       </w:r>
       <w:r>
         <w:rPr>
@@ -14346,7 +15152,21 @@
         <w:rPr>
           <w:lang w:val="en-GB"/>
         </w:rPr>
-        <w:t>rate for video content on the Tomcat web container is 128 kBit/s.</w:t>
+        <w:t xml:space="preserve">rate for video content on the Tomcat web container is 128 </w:t>
+      </w:r>
+      <w:proofErr w:type="spellStart"/>
+      <w:r>
+        <w:rPr>
+          <w:lang w:val="en-GB"/>
+        </w:rPr>
+        <w:t>kBit</w:t>
+      </w:r>
+      <w:proofErr w:type="spellEnd"/>
+      <w:r>
+        <w:rPr>
+          <w:lang w:val="en-GB"/>
+        </w:rPr>
+        <w:t>/s.</w:t>
       </w:r>
     </w:p>
     <w:p>
@@ -14437,7 +15257,21 @@
         <w:rPr>
           <w:lang w:val="en-GB"/>
         </w:rPr>
-        <w:t xml:space="preserve"> will be developed in the following sections using EASy-Producer. In particular, we will focus on the variability modelling, the variability implementation and the derivation of a specific platform instance.</w:t>
+        <w:t xml:space="preserve"> will be developed in the following sections using </w:t>
+      </w:r>
+      <w:proofErr w:type="spellStart"/>
+      <w:r>
+        <w:rPr>
+          <w:lang w:val="en-GB"/>
+        </w:rPr>
+        <w:t>EASy</w:t>
+      </w:r>
+      <w:proofErr w:type="spellEnd"/>
+      <w:r>
+        <w:rPr>
+          <w:lang w:val="en-GB"/>
+        </w:rPr>
+        <w:t>-Producer. In particular, we will focus on the variability modelling, the variability implementation and the derivation of a specific platform instance.</w:t>
       </w:r>
     </w:p>
     <w:p>
@@ -14481,7 +15315,21 @@
         <w:rPr>
           <w:lang w:val="en-GB"/>
         </w:rPr>
-        <w:t xml:space="preserve">) using EASy-Producer from the perspective of a </w:t>
+        <w:t xml:space="preserve">) using </w:t>
+      </w:r>
+      <w:proofErr w:type="spellStart"/>
+      <w:r>
+        <w:rPr>
+          <w:lang w:val="en-GB"/>
+        </w:rPr>
+        <w:t>EASy</w:t>
+      </w:r>
+      <w:proofErr w:type="spellEnd"/>
+      <w:r>
+        <w:rPr>
+          <w:lang w:val="en-GB"/>
+        </w:rPr>
+        <w:t xml:space="preserve">-Producer from the perspective of a </w:t>
       </w:r>
       <w:r>
         <w:rPr>
@@ -14493,7 +15341,21 @@
         <w:rPr>
           <w:lang w:val="en-GB"/>
         </w:rPr>
-        <w:t>. We will start with the creation of a new product line project in EASy-Producer, define the configuration space in terms of an IVML variability model, and implement the variabilities using a variability implementation technique.</w:t>
+        <w:t xml:space="preserve">. We will start with the creation of a new product line project in </w:t>
+      </w:r>
+      <w:proofErr w:type="spellStart"/>
+      <w:r>
+        <w:rPr>
+          <w:lang w:val="en-GB"/>
+        </w:rPr>
+        <w:t>EASy</w:t>
+      </w:r>
+      <w:proofErr w:type="spellEnd"/>
+      <w:r>
+        <w:rPr>
+          <w:lang w:val="en-GB"/>
+        </w:rPr>
+        <w:t>-Producer, define the configuration space in terms of an IVML variability model, and implement the variabilities using a variability implementation technique.</w:t>
       </w:r>
       <w:r>
         <w:rPr>
@@ -14543,7 +15405,35 @@
         <w:rPr>
           <w:lang w:val="en-GB"/>
         </w:rPr>
-        <w:t>The first step towards a product line definition in EASy-Producer is to define a new product line project. For this purpose, start the Eclipse application with the already installed EASy-Producer tool</w:t>
+        <w:t xml:space="preserve">The first step towards a product line definition in </w:t>
+      </w:r>
+      <w:proofErr w:type="spellStart"/>
+      <w:r>
+        <w:rPr>
+          <w:lang w:val="en-GB"/>
+        </w:rPr>
+        <w:t>EASy</w:t>
+      </w:r>
+      <w:proofErr w:type="spellEnd"/>
+      <w:r>
+        <w:rPr>
+          <w:lang w:val="en-GB"/>
+        </w:rPr>
+        <w:t xml:space="preserve">-Producer is to define a new product line project. For this purpose, start the Eclipse application with the already installed </w:t>
+      </w:r>
+      <w:proofErr w:type="spellStart"/>
+      <w:r>
+        <w:rPr>
+          <w:lang w:val="en-GB"/>
+        </w:rPr>
+        <w:t>EASy</w:t>
+      </w:r>
+      <w:proofErr w:type="spellEnd"/>
+      <w:r>
+        <w:rPr>
+          <w:lang w:val="en-GB"/>
+        </w:rPr>
+        <w:t>-Producer tool</w:t>
       </w:r>
       <w:r>
         <w:rPr>
@@ -14651,20 +15541,43 @@
         <w:rPr>
           <w:lang w:val="en-GB"/>
         </w:rPr>
-        <w:t xml:space="preserve">. Expand the EASy-Producer category and select the entry </w:t>
-      </w:r>
+        <w:t xml:space="preserve">. Expand the </w:t>
+      </w:r>
+      <w:proofErr w:type="spellStart"/>
+      <w:r>
+        <w:rPr>
+          <w:lang w:val="en-GB"/>
+        </w:rPr>
+        <w:t>EASy</w:t>
+      </w:r>
+      <w:proofErr w:type="spellEnd"/>
+      <w:r>
+        <w:rPr>
+          <w:lang w:val="en-GB"/>
+        </w:rPr>
+        <w:t xml:space="preserve">-Producer category and select the entry </w:t>
+      </w:r>
+      <w:proofErr w:type="spellStart"/>
       <w:r>
         <w:rPr>
           <w:b/>
           <w:lang w:val="en-GB"/>
         </w:rPr>
-        <w:t xml:space="preserve">EASy-Producer </w:t>
-      </w:r>
+        <w:t>EASy</w:t>
+      </w:r>
+      <w:proofErr w:type="spellEnd"/>
       <w:r>
         <w:rPr>
           <w:b/>
           <w:lang w:val="en-GB"/>
         </w:rPr>
+        <w:t xml:space="preserve">-Producer </w:t>
+      </w:r>
+      <w:r>
+        <w:rPr>
+          <w:b/>
+          <w:lang w:val="en-GB"/>
+        </w:rPr>
         <w:t xml:space="preserve">Product Line </w:t>
       </w:r>
       <w:r>
@@ -14693,6 +15606,7 @@
         </w:rPr>
         <w:t xml:space="preserve"> that requires the definition of a name for the new product line project. In our example, we will use </w:t>
       </w:r>
+      <w:proofErr w:type="spellStart"/>
       <w:r>
         <w:rPr>
           <w:rFonts w:ascii="Courier New" w:hAnsi="Courier New" w:cs="Courier New"/>
@@ -14700,6 +15614,7 @@
         </w:rPr>
         <w:t>PL_Content_Sharing</w:t>
       </w:r>
+      <w:proofErr w:type="spellEnd"/>
       <w:r>
         <w:rPr>
           <w:lang w:val="en-GB"/>
@@ -14710,7 +15625,21 @@
         <w:rPr>
           <w:lang w:val="en-GB"/>
         </w:rPr>
-        <w:t xml:space="preserve">. EASy suggests </w:t>
+        <w:t xml:space="preserve">. </w:t>
+      </w:r>
+      <w:proofErr w:type="spellStart"/>
+      <w:r>
+        <w:rPr>
+          <w:lang w:val="en-GB"/>
+        </w:rPr>
+        <w:t>EASy</w:t>
+      </w:r>
+      <w:proofErr w:type="spellEnd"/>
+      <w:r>
+        <w:rPr>
+          <w:lang w:val="en-GB"/>
+        </w:rPr>
+        <w:t xml:space="preserve"> suggests </w:t>
       </w:r>
       <w:r>
         <w:rPr>
@@ -14759,7 +15688,21 @@
         <w:rPr>
           <w:lang w:val="en-GB"/>
         </w:rPr>
-        <w:t xml:space="preserve"> button. The product line project will be created and EASy-Producer will automatically open the </w:t>
+        <w:t xml:space="preserve"> button. The product line project will be created and </w:t>
+      </w:r>
+      <w:proofErr w:type="spellStart"/>
+      <w:r>
+        <w:rPr>
+          <w:lang w:val="en-GB"/>
+        </w:rPr>
+        <w:t>EASy</w:t>
+      </w:r>
+      <w:proofErr w:type="spellEnd"/>
+      <w:r>
+        <w:rPr>
+          <w:lang w:val="en-GB"/>
+        </w:rPr>
+        <w:t xml:space="preserve">-Producer will automatically open the </w:t>
       </w:r>
       <w:r>
         <w:rPr>
@@ -14848,7 +15791,7 @@
                       <wp:inline distT="0" distB="0" distL="0" distR="0" wp14:anchorId="3FBF4D7E" wp14:editId="290C9EE3">
                         <wp:extent cx="5106701" cy="1491723"/>
                         <wp:effectExtent l="19050" t="0" r="0" b="0"/>
-                        <wp:docPr id="8" name="Picture 2" descr="project_config_editor.png"/>
+                        <wp:docPr id="15" name="Picture 2" descr="project_config_editor.png"/>
                         <wp:cNvGraphicFramePr>
                           <a:graphicFrameLocks xmlns:a="http://schemas.openxmlformats.org/drawingml/2006/main" noChangeAspect="1"/>
                         </wp:cNvGraphicFramePr>
@@ -14994,7 +15937,21 @@
         <w:rPr>
           <w:lang w:val="en-GB"/>
         </w:rPr>
-        <w:t xml:space="preserve"> is the central editor in EASy-Producer as it provides the basic information about a </w:t>
+        <w:t xml:space="preserve"> is the central editor in </w:t>
+      </w:r>
+      <w:proofErr w:type="spellStart"/>
+      <w:r>
+        <w:rPr>
+          <w:lang w:val="en-GB"/>
+        </w:rPr>
+        <w:t>EASy</w:t>
+      </w:r>
+      <w:proofErr w:type="spellEnd"/>
+      <w:r>
+        <w:rPr>
+          <w:lang w:val="en-GB"/>
+        </w:rPr>
+        <w:t xml:space="preserve">-Producer as it provides the basic information about a </w:t>
       </w:r>
       <w:r>
         <w:rPr>
@@ -15095,7 +16052,21 @@
         <w:rPr>
           <w:lang w:val="en-GB"/>
         </w:rPr>
-        <w:t>. The variabilities are implemented in the artefacts. In EASy-Producer, we use IVML</w:t>
+        <w:t xml:space="preserve">. The variabilities are implemented in the artefacts. In </w:t>
+      </w:r>
+      <w:proofErr w:type="spellStart"/>
+      <w:r>
+        <w:rPr>
+          <w:lang w:val="en-GB"/>
+        </w:rPr>
+        <w:t>EASy</w:t>
+      </w:r>
+      <w:proofErr w:type="spellEnd"/>
+      <w:r>
+        <w:rPr>
+          <w:lang w:val="en-GB"/>
+        </w:rPr>
+        <w:t>-Producer, we use IVML</w:t>
       </w:r>
       <w:r>
         <w:rPr>
@@ -15122,7 +16093,21 @@
         <w:rPr>
           <w:lang w:val="en-GB"/>
         </w:rPr>
-        <w:t xml:space="preserve">In EASy-Producer, each product line project comes with its own IVML-file, which can be opened and edited using the </w:t>
+        <w:t xml:space="preserve">In </w:t>
+      </w:r>
+      <w:proofErr w:type="spellStart"/>
+      <w:r>
+        <w:rPr>
+          <w:lang w:val="en-GB"/>
+        </w:rPr>
+        <w:t>EASy</w:t>
+      </w:r>
+      <w:proofErr w:type="spellEnd"/>
+      <w:r>
+        <w:rPr>
+          <w:lang w:val="en-GB"/>
+        </w:rPr>
+        <w:t xml:space="preserve">-Producer, each product line project comes with its own IVML-file, which can be opened and edited using the </w:t>
       </w:r>
       <w:r>
         <w:rPr>
@@ -15137,6 +16122,7 @@
         </w:rPr>
         <w:t xml:space="preserve">. The IVML-file is located in the </w:t>
       </w:r>
+      <w:proofErr w:type="spellStart"/>
       <w:r>
         <w:rPr>
           <w:b/>
@@ -15144,6 +16130,7 @@
         </w:rPr>
         <w:t>EASy</w:t>
       </w:r>
+      <w:proofErr w:type="spellEnd"/>
       <w:r>
         <w:rPr>
           <w:lang w:val="en-GB"/>
@@ -15273,7 +16260,7 @@
                       <wp:inline distT="0" distB="0" distL="0" distR="0" wp14:anchorId="64382236" wp14:editId="588550DA">
                         <wp:extent cx="5079535" cy="1230992"/>
                         <wp:effectExtent l="19050" t="0" r="6815" b="0"/>
-                        <wp:docPr id="9" name="Picture 7" descr="ivml_file_default.png"/>
+                        <wp:docPr id="19" name="Picture 7" descr="ivml_file_default.png"/>
                         <wp:cNvGraphicFramePr>
                           <a:graphicFrameLocks xmlns:a="http://schemas.openxmlformats.org/drawingml/2006/main" noChangeAspect="1"/>
                         </wp:cNvGraphicFramePr>
@@ -15508,6 +16495,7 @@
         </w:rPr>
         <w:t xml:space="preserve"> (</w:t>
       </w:r>
+      <w:proofErr w:type="spellStart"/>
       <w:r>
         <w:rPr>
           <w:rFonts w:ascii="Courier New" w:hAnsi="Courier New" w:cs="Courier New"/>
@@ -15515,6 +16503,7 @@
         </w:rPr>
         <w:t>ThreeD</w:t>
       </w:r>
+      <w:proofErr w:type="spellEnd"/>
       <w:r>
         <w:rPr>
           <w:rFonts w:ascii="Cambria Math" w:hAnsi="Cambria Math"/>
@@ -15670,6 +16659,7 @@
         </w:rPr>
         <w:t xml:space="preserve"> and </w:t>
       </w:r>
+      <w:proofErr w:type="spellStart"/>
       <w:r>
         <w:rPr>
           <w:rFonts w:ascii="Courier New" w:hAnsi="Courier New" w:cs="Courier New"/>
@@ -15677,6 +16667,7 @@
         </w:rPr>
         <w:t>TargetPlatform</w:t>
       </w:r>
+      <w:proofErr w:type="spellEnd"/>
       <w:r>
         <w:rPr>
           <w:lang w:val="en-GB"/>
@@ -15708,6 +16699,7 @@
         </w:rPr>
         <w:t xml:space="preserve"> and one of type </w:t>
       </w:r>
+      <w:proofErr w:type="spellStart"/>
       <w:r>
         <w:rPr>
           <w:rFonts w:ascii="Courier New" w:hAnsi="Courier New" w:cs="Courier New"/>
@@ -15715,6 +16707,7 @@
         </w:rPr>
         <w:t>TargetPlatform</w:t>
       </w:r>
+      <w:proofErr w:type="spellEnd"/>
       <w:r>
         <w:rPr>
           <w:lang w:val="en-GB"/>
@@ -15825,7 +16818,7 @@
                       <wp:inline distT="0" distB="0" distL="0" distR="0" wp14:anchorId="0D7B8FDE" wp14:editId="584AF4DD">
                         <wp:extent cx="5092776" cy="3279772"/>
                         <wp:effectExtent l="19050" t="0" r="0" b="0"/>
-                        <wp:docPr id="10" name="Picture 10" descr="ivml_file_exmaple_snippet.png"/>
+                        <wp:docPr id="20" name="Picture 20" descr="ivml_file_exmaple_snippet.png"/>
                         <wp:cNvGraphicFramePr>
                           <a:graphicFrameLocks xmlns:a="http://schemas.openxmlformats.org/drawingml/2006/main" noChangeAspect="1"/>
                         </wp:cNvGraphicFramePr>
@@ -15973,12 +16966,21 @@
         </w:rPr>
         <w:t xml:space="preserve">The first step is to create a new text-file in the </w:t>
       </w:r>
+      <w:proofErr w:type="spellStart"/>
       <w:r>
         <w:rPr>
           <w:b/>
           <w:lang w:val="en-GB"/>
         </w:rPr>
-        <w:t>EASy-folder</w:t>
+        <w:t>EASy</w:t>
+      </w:r>
+      <w:proofErr w:type="spellEnd"/>
+      <w:r>
+        <w:rPr>
+          <w:b/>
+          <w:lang w:val="en-GB"/>
+        </w:rPr>
+        <w:t>-folder</w:t>
       </w:r>
       <w:r>
         <w:rPr>
@@ -15986,12 +16988,21 @@
         </w:rPr>
         <w:t xml:space="preserve"> of the product line project. For this purpose, right-click on the </w:t>
       </w:r>
+      <w:proofErr w:type="spellStart"/>
       <w:r>
         <w:rPr>
           <w:b/>
           <w:lang w:val="en-GB"/>
         </w:rPr>
-        <w:t>EASy-folder</w:t>
+        <w:t>EASy</w:t>
+      </w:r>
+      <w:proofErr w:type="spellEnd"/>
+      <w:r>
+        <w:rPr>
+          <w:b/>
+          <w:lang w:val="en-GB"/>
+        </w:rPr>
+        <w:t>-folder</w:t>
       </w:r>
       <w:r>
         <w:rPr>
@@ -16121,7 +17132,21 @@
         <w:rPr>
           <w:lang w:val="en-GB"/>
         </w:rPr>
-        <w:t xml:space="preserve"> with the name of the variability model (the project name) followed by “::”, the name of the decision variable for which we want to define the comment, and an equal-sign (“=”). </w:t>
+        <w:t xml:space="preserve"> with the name of the variability model (the project name) followed by </w:t>
+      </w:r>
+      <w:proofErr w:type="gramStart"/>
+      <w:r>
+        <w:rPr>
+          <w:lang w:val="en-GB"/>
+        </w:rPr>
+        <w:t>“::</w:t>
+      </w:r>
+      <w:proofErr w:type="gramEnd"/>
+      <w:r>
+        <w:rPr>
+          <w:lang w:val="en-GB"/>
+        </w:rPr>
+        <w:t xml:space="preserve">”, the name of the decision variable for which we want to define the comment, and an equal-sign (“=”). </w:t>
       </w:r>
       <w:r>
         <w:rPr>
@@ -16246,12 +17271,21 @@
         </w:rPr>
         <w:t xml:space="preserve">Comments for generic constraints. Writing comments for each constraint is tedious, in particular for short constraints such as </w:t>
       </w:r>
+      <w:proofErr w:type="spellStart"/>
       <w:r>
         <w:rPr>
           <w:rFonts w:ascii="Courier New" w:hAnsi="Courier New" w:cs="Courier New"/>
           <w:lang w:val="en-GB"/>
         </w:rPr>
-        <w:t>isDefined(var);</w:t>
+        <w:t>isDefined</w:t>
+      </w:r>
+      <w:proofErr w:type="spellEnd"/>
+      <w:r>
+        <w:rPr>
+          <w:rFonts w:ascii="Courier New" w:hAnsi="Courier New" w:cs="Courier New"/>
+          <w:lang w:val="en-GB"/>
+        </w:rPr>
+        <w:t>(var);</w:t>
       </w:r>
       <w:r>
         <w:rPr>
@@ -16259,12 +17293,21 @@
         </w:rPr>
         <w:t xml:space="preserve"> For such constrains, it’s more consistent to define a comment for the constraint in a generic manner, i.e., without operand/arguments as well as comments for the arguments. For the constraint above we can write </w:t>
       </w:r>
+      <w:proofErr w:type="spellStart"/>
       <w:r>
         <w:rPr>
           <w:rFonts w:ascii="Courier New" w:hAnsi="Courier New" w:cs="Courier New"/>
           <w:lang w:val="en-GB"/>
         </w:rPr>
-        <w:t>isDefined(.) = There is no definition of {0}.</w:t>
+        <w:t>isDefined</w:t>
+      </w:r>
+      <w:proofErr w:type="spellEnd"/>
+      <w:r>
+        <w:rPr>
+          <w:rFonts w:ascii="Courier New" w:hAnsi="Courier New" w:cs="Courier New"/>
+          <w:lang w:val="en-GB"/>
+        </w:rPr>
+        <w:t>(.) = There is no definition of {0}.</w:t>
       </w:r>
       <w:r>
         <w:rPr>
@@ -16296,7 +17339,21 @@
         <w:rPr>
           <w:lang w:val="en-GB"/>
         </w:rPr>
-        <w:t xml:space="preserve"> for the first argument etc. EASy-Producer translates the arguments first and substitutes the results into the text of the constraint function. However, this may work generically for simple constraints while for complex constraints the 1:1 approach for concrete constraints may be more appropriate for now.</w:t>
+        <w:t xml:space="preserve"> for the first argument etc. </w:t>
+      </w:r>
+      <w:proofErr w:type="spellStart"/>
+      <w:r>
+        <w:rPr>
+          <w:lang w:val="en-GB"/>
+        </w:rPr>
+        <w:t>EASy</w:t>
+      </w:r>
+      <w:proofErr w:type="spellEnd"/>
+      <w:r>
+        <w:rPr>
+          <w:lang w:val="en-GB"/>
+        </w:rPr>
+        <w:t>-Producer translates the arguments first and substitutes the results into the text of the constraint function. However, this may work generically for simple constraints while for complex constraints the 1:1 approach for concrete constraints may be more appropriate for now.</w:t>
       </w:r>
     </w:p>
     <w:p>
@@ -16336,8 +17393,17 @@
           <w:rFonts w:ascii="Courier New" w:hAnsi="Courier New" w:cs="Courier New"/>
           <w:lang w:val="en-GB"/>
         </w:rPr>
-        <w:t>easy-base.text</w:t>
-      </w:r>
+        <w:t>easy-</w:t>
+      </w:r>
+      <w:proofErr w:type="spellStart"/>
+      <w:r>
+        <w:rPr>
+          <w:rFonts w:ascii="Courier New" w:hAnsi="Courier New" w:cs="Courier New"/>
+          <w:lang w:val="en-GB"/>
+        </w:rPr>
+        <w:t>base.text</w:t>
+      </w:r>
+      <w:proofErr w:type="spellEnd"/>
       <w:r>
         <w:rPr>
           <w:lang w:val="en-GB"/>
@@ -16349,8 +17415,17 @@
           <w:rFonts w:ascii="Courier New" w:hAnsi="Courier New" w:cs="Courier New"/>
           <w:lang w:val="en-GB"/>
         </w:rPr>
-        <w:t>easy-base_DE.text</w:t>
-      </w:r>
+        <w:t>easy-</w:t>
+      </w:r>
+      <w:proofErr w:type="spellStart"/>
+      <w:r>
+        <w:rPr>
+          <w:rFonts w:ascii="Courier New" w:hAnsi="Courier New" w:cs="Courier New"/>
+          <w:lang w:val="en-GB"/>
+        </w:rPr>
+        <w:t>base_DE.text</w:t>
+      </w:r>
+      <w:proofErr w:type="spellEnd"/>
       <w:r>
         <w:rPr>
           <w:lang w:val="en-GB"/>
@@ -16603,7 +17678,7 @@
                       <wp:inline distT="0" distB="0" distL="0" distR="0" wp14:anchorId="4EA0AB7C" wp14:editId="04DF8ECA">
                         <wp:extent cx="5699760" cy="1233856"/>
                         <wp:effectExtent l="19050" t="0" r="0" b="0"/>
-                        <wp:docPr id="4" name="Picture 3" descr="ivml_text.tif"/>
+                        <wp:docPr id="26" name="Picture 3" descr="ivml_text.tif"/>
                         <wp:cNvGraphicFramePr>
                           <a:graphicFrameLocks xmlns:a="http://schemas.openxmlformats.org/drawingml/2006/main" noChangeAspect="1"/>
                         </wp:cNvGraphicFramePr>
@@ -16677,7 +17752,7 @@
                       <wp:inline distT="0" distB="0" distL="0" distR="0" wp14:anchorId="0F758D97" wp14:editId="2BC581CB">
                         <wp:extent cx="5692521" cy="625412"/>
                         <wp:effectExtent l="19050" t="0" r="3429" b="0"/>
-                        <wp:docPr id="12" name="Picture 11" descr="ivml_config_text.tif"/>
+                        <wp:docPr id="28" name="Picture 11" descr="ivml_config_text.tif"/>
                         <wp:cNvGraphicFramePr>
                           <a:graphicFrameLocks xmlns:a="http://schemas.openxmlformats.org/drawingml/2006/main" noChangeAspect="1"/>
                         </wp:cNvGraphicFramePr>
@@ -16942,7 +18017,21 @@
         <w:rPr>
           <w:lang w:val="en-GB"/>
         </w:rPr>
-        <w:t xml:space="preserve">. In EASy-Producer different </w:t>
+        <w:t xml:space="preserve">. In </w:t>
+      </w:r>
+      <w:proofErr w:type="spellStart"/>
+      <w:r>
+        <w:rPr>
+          <w:lang w:val="en-GB"/>
+        </w:rPr>
+        <w:t>EASy</w:t>
+      </w:r>
+      <w:proofErr w:type="spellEnd"/>
+      <w:r>
+        <w:rPr>
+          <w:lang w:val="en-GB"/>
+        </w:rPr>
+        <w:t xml:space="preserve">-Producer different </w:t>
       </w:r>
       <w:r>
         <w:rPr>
@@ -16960,7 +18049,21 @@
         <w:rPr>
           <w:lang w:val="en-GB"/>
         </w:rPr>
-        <w:t>Their application and combination is defined in a VIL</w:t>
+        <w:t xml:space="preserve">Their application and combination </w:t>
+      </w:r>
+      <w:proofErr w:type="gramStart"/>
+      <w:r>
+        <w:rPr>
+          <w:lang w:val="en-GB"/>
+        </w:rPr>
+        <w:t>is</w:t>
+      </w:r>
+      <w:proofErr w:type="gramEnd"/>
+      <w:r>
+        <w:rPr>
+          <w:lang w:val="en-GB"/>
+        </w:rPr>
+        <w:t xml:space="preserve"> defined in a VIL</w:t>
       </w:r>
       <w:r>
         <w:rPr>
@@ -17021,7 +18124,21 @@
         <w:rPr>
           <w:lang w:val="en-GB"/>
         </w:rPr>
-        <w:t xml:space="preserve"> realized by an individual instantiator, which actually applies the </w:t>
+        <w:t xml:space="preserve"> realized by an individual </w:t>
+      </w:r>
+      <w:proofErr w:type="spellStart"/>
+      <w:r>
+        <w:rPr>
+          <w:lang w:val="en-GB"/>
+        </w:rPr>
+        <w:t>instantiator</w:t>
+      </w:r>
+      <w:proofErr w:type="spellEnd"/>
+      <w:r>
+        <w:rPr>
+          <w:lang w:val="en-GB"/>
+        </w:rPr>
+        <w:t xml:space="preserve">, which actually applies the </w:t>
       </w:r>
       <w:r>
         <w:rPr>
@@ -17033,7 +18150,49 @@
         <w:rPr>
           <w:lang w:val="en-GB"/>
         </w:rPr>
-        <w:t xml:space="preserve">. A detailed discussion on the concept of instantiators in EASy-Producer can be found in the EASy-Producer developers guide (cf. Section </w:t>
+        <w:t xml:space="preserve">. A detailed discussion on the concept of </w:t>
+      </w:r>
+      <w:proofErr w:type="spellStart"/>
+      <w:r>
+        <w:rPr>
+          <w:lang w:val="en-GB"/>
+        </w:rPr>
+        <w:t>instantiators</w:t>
+      </w:r>
+      <w:proofErr w:type="spellEnd"/>
+      <w:r>
+        <w:rPr>
+          <w:lang w:val="en-GB"/>
+        </w:rPr>
+        <w:t xml:space="preserve"> in </w:t>
+      </w:r>
+      <w:proofErr w:type="spellStart"/>
+      <w:r>
+        <w:rPr>
+          <w:lang w:val="en-GB"/>
+        </w:rPr>
+        <w:t>EASy</w:t>
+      </w:r>
+      <w:proofErr w:type="spellEnd"/>
+      <w:r>
+        <w:rPr>
+          <w:lang w:val="en-GB"/>
+        </w:rPr>
+        <w:t xml:space="preserve">-Producer can be found in the </w:t>
+      </w:r>
+      <w:proofErr w:type="spellStart"/>
+      <w:r>
+        <w:rPr>
+          <w:lang w:val="en-GB"/>
+        </w:rPr>
+        <w:t>EASy</w:t>
+      </w:r>
+      <w:proofErr w:type="spellEnd"/>
+      <w:r>
+        <w:rPr>
+          <w:lang w:val="en-GB"/>
+        </w:rPr>
+        <w:t xml:space="preserve">-Producer developers guide (cf. Section </w:t>
       </w:r>
       <w:r>
         <w:rPr>
@@ -17086,7 +18245,63 @@
         <w:rPr>
           <w:lang w:val="en-GB"/>
         </w:rPr>
-        <w:t xml:space="preserve"> In the running example, we will use the Velocity instantiator as it is one of the default instantiators of the basic EASy-Producer installation.</w:t>
+        <w:t xml:space="preserve"> In the running example, we will use the Velocity </w:t>
+      </w:r>
+      <w:proofErr w:type="spellStart"/>
+      <w:r>
+        <w:rPr>
+          <w:lang w:val="en-GB"/>
+        </w:rPr>
+        <w:t>instantiator</w:t>
+      </w:r>
+      <w:proofErr w:type="spellEnd"/>
+      <w:r>
+        <w:rPr>
+          <w:lang w:val="en-GB"/>
+        </w:rPr>
+        <w:t xml:space="preserve"> as it is one of the </w:t>
+      </w:r>
+      <w:proofErr w:type="gramStart"/>
+      <w:r>
+        <w:rPr>
+          <w:lang w:val="en-GB"/>
+        </w:rPr>
+        <w:t>default</w:t>
+      </w:r>
+      <w:proofErr w:type="gramEnd"/>
+      <w:r>
+        <w:rPr>
+          <w:lang w:val="en-GB"/>
+        </w:rPr>
+        <w:t xml:space="preserve"> </w:t>
+      </w:r>
+      <w:proofErr w:type="spellStart"/>
+      <w:r>
+        <w:rPr>
+          <w:lang w:val="en-GB"/>
+        </w:rPr>
+        <w:t>instantiators</w:t>
+      </w:r>
+      <w:proofErr w:type="spellEnd"/>
+      <w:r>
+        <w:rPr>
+          <w:lang w:val="en-GB"/>
+        </w:rPr>
+        <w:t xml:space="preserve"> of the basic </w:t>
+      </w:r>
+      <w:proofErr w:type="spellStart"/>
+      <w:r>
+        <w:rPr>
+          <w:lang w:val="en-GB"/>
+        </w:rPr>
+        <w:t>EASy</w:t>
+      </w:r>
+      <w:proofErr w:type="spellEnd"/>
+      <w:r>
+        <w:rPr>
+          <w:lang w:val="en-GB"/>
+        </w:rPr>
+        <w:t>-Producer installation.</w:t>
       </w:r>
     </w:p>
     <w:p>
@@ -17100,8 +18315,23 @@
         <w:rPr>
           <w:lang w:val="en-GB"/>
         </w:rPr>
-        <w:t xml:space="preserve">All product line (and product) source code is located in the </w:t>
-      </w:r>
+        <w:t xml:space="preserve">All product line (and product) source code </w:t>
+      </w:r>
+      <w:proofErr w:type="gramStart"/>
+      <w:r>
+        <w:rPr>
+          <w:lang w:val="en-GB"/>
+        </w:rPr>
+        <w:t>is</w:t>
+      </w:r>
+      <w:proofErr w:type="gramEnd"/>
+      <w:r>
+        <w:rPr>
+          <w:lang w:val="en-GB"/>
+        </w:rPr>
+        <w:t xml:space="preserve"> located in the </w:t>
+      </w:r>
+      <w:proofErr w:type="spellStart"/>
       <w:r>
         <w:rPr>
           <w:b/>
@@ -17109,6 +18339,7 @@
         </w:rPr>
         <w:t>src</w:t>
       </w:r>
+      <w:proofErr w:type="spellEnd"/>
       <w:r>
         <w:rPr>
           <w:lang w:val="en-GB"/>
@@ -17168,7 +18399,21 @@
         <w:rPr>
           <w:lang w:val="en-GB"/>
         </w:rPr>
-        <w:t xml:space="preserve">. The Velocity instantiator provides pre-processor functionality to Java and can be applied in terms of adding Velocity-specific statements to plain Java code. In lines 5 and 6 of </w:t>
+        <w:t xml:space="preserve">. The Velocity </w:t>
+      </w:r>
+      <w:proofErr w:type="spellStart"/>
+      <w:r>
+        <w:rPr>
+          <w:lang w:val="en-GB"/>
+        </w:rPr>
+        <w:t>instantiator</w:t>
+      </w:r>
+      <w:proofErr w:type="spellEnd"/>
+      <w:r>
+        <w:rPr>
+          <w:lang w:val="en-GB"/>
+        </w:rPr>
+        <w:t xml:space="preserve"> provides pre-processor functionality to Java and can be applied in terms of adding Velocity-specific statements to plain Java code. In lines 5 and 6 of </w:t>
       </w:r>
       <w:r>
         <w:rPr>
@@ -17225,6 +18470,7 @@
         </w:rPr>
         <w:t xml:space="preserve">, the deployment platform and the public switch will be defined accordingly to the values of </w:t>
       </w:r>
+      <w:proofErr w:type="spellStart"/>
       <w:r>
         <w:rPr>
           <w:rFonts w:ascii="Courier New" w:hAnsi="Courier New" w:cs="Courier New"/>
@@ -17232,12 +18478,14 @@
         </w:rPr>
         <w:t>platTarget</w:t>
       </w:r>
+      <w:proofErr w:type="spellEnd"/>
       <w:r>
         <w:rPr>
           <w:lang w:val="en-GB"/>
         </w:rPr>
         <w:t xml:space="preserve"> and the </w:t>
       </w:r>
+      <w:proofErr w:type="spellStart"/>
       <w:r>
         <w:rPr>
           <w:rFonts w:ascii="Courier New" w:hAnsi="Courier New" w:cs="Courier New"/>
@@ -17245,6 +18493,7 @@
         </w:rPr>
         <w:t>isPublic</w:t>
       </w:r>
+      <w:proofErr w:type="spellEnd"/>
       <w:r>
         <w:rPr>
           <w:lang w:val="en-GB"/>
@@ -17337,7 +18586,21 @@
           <w:lang w:val="en-GB"/>
         </w:rPr>
         <w:lastRenderedPageBreak/>
-        <w:t xml:space="preserve">notation. In order to guarantee that Velocity will find these variables, the instantiator requires a dollar-sign in front of the variable declarations in the code. </w:t>
+        <w:t xml:space="preserve">notation. In order to guarantee that Velocity will find these variables, the </w:t>
+      </w:r>
+      <w:proofErr w:type="spellStart"/>
+      <w:r>
+        <w:rPr>
+          <w:lang w:val="en-GB"/>
+        </w:rPr>
+        <w:t>instantiator</w:t>
+      </w:r>
+      <w:proofErr w:type="spellEnd"/>
+      <w:r>
+        <w:rPr>
+          <w:lang w:val="en-GB"/>
+        </w:rPr>
+        <w:t xml:space="preserve"> requires a dollar-sign in front of the variable declarations in the code. </w:t>
       </w:r>
     </w:p>
     <w:p>
@@ -17376,7 +18639,7 @@
                       <wp:inline distT="0" distB="0" distL="0" distR="0" wp14:anchorId="53111B77" wp14:editId="52579273">
                         <wp:extent cx="4926256" cy="2048542"/>
                         <wp:effectExtent l="19050" t="0" r="7694" b="0"/>
-                        <wp:docPr id="2" name="Picture 1" descr="Untitled3.png"/>
+                        <wp:docPr id="31" name="Picture 1" descr="Untitled3.png"/>
                         <wp:cNvGraphicFramePr>
                           <a:graphicFrameLocks xmlns:a="http://schemas.openxmlformats.org/drawingml/2006/main" noChangeAspect="1"/>
                         </wp:cNvGraphicFramePr>
@@ -17571,12 +18834,21 @@
         </w:rPr>
         <w:t xml:space="preserve"> in the </w:t>
       </w:r>
+      <w:proofErr w:type="spellStart"/>
       <w:r>
         <w:rPr>
           <w:b/>
           <w:lang w:val="en-GB"/>
         </w:rPr>
-        <w:t>EASy-folder</w:t>
+        <w:t>EASy</w:t>
+      </w:r>
+      <w:proofErr w:type="spellEnd"/>
+      <w:r>
+        <w:rPr>
+          <w:b/>
+          <w:lang w:val="en-GB"/>
+        </w:rPr>
+        <w:t>-folder</w:t>
       </w:r>
       <w:r>
         <w:rPr>
@@ -17714,8 +18986,16 @@
         <w:rPr>
           <w:lang w:val="en-GB"/>
         </w:rPr>
-        <w:t xml:space="preserve"> defines is the call of the Velocity instantiator</w:t>
-      </w:r>
+        <w:t xml:space="preserve"> defines is the call of the Velocity </w:t>
+      </w:r>
+      <w:proofErr w:type="spellStart"/>
+      <w:r>
+        <w:rPr>
+          <w:lang w:val="en-GB"/>
+        </w:rPr>
+        <w:t>instantiator</w:t>
+      </w:r>
+      <w:proofErr w:type="spellEnd"/>
       <w:r>
         <w:rPr>
           <w:lang w:val="en-GB"/>
@@ -17770,7 +19050,7 @@
                       <wp:inline distT="0" distB="0" distL="0" distR="0" wp14:anchorId="049A270A" wp14:editId="28D85545">
                         <wp:extent cx="4011168" cy="1853184"/>
                         <wp:effectExtent l="19050" t="0" r="8382" b="0"/>
-                        <wp:docPr id="6" name="Picture 5" descr="03a.tif"/>
+                        <wp:docPr id="32" name="Picture 5" descr="03a.tif"/>
                         <wp:cNvGraphicFramePr>
                           <a:graphicFrameLocks xmlns:a="http://schemas.openxmlformats.org/drawingml/2006/main" noChangeAspect="1"/>
                         </wp:cNvGraphicFramePr>
@@ -17922,7 +19202,21 @@
         <w:rPr>
           <w:lang w:val="en-GB"/>
         </w:rPr>
-        <w:t>In this section, we will describe the process of deriving a new domain-specific platform from a software product line defined in EASy-Producer. We will adopt the perspective of a</w:t>
+        <w:t xml:space="preserve">In this section, we will describe the process of deriving a new domain-specific platform from a software product line defined in </w:t>
+      </w:r>
+      <w:proofErr w:type="spellStart"/>
+      <w:r>
+        <w:rPr>
+          <w:lang w:val="en-GB"/>
+        </w:rPr>
+        <w:t>EASy</w:t>
+      </w:r>
+      <w:proofErr w:type="spellEnd"/>
+      <w:r>
+        <w:rPr>
+          <w:lang w:val="en-GB"/>
+        </w:rPr>
+        <w:t>-Producer. We will adopt the perspective of a</w:t>
       </w:r>
       <w:r>
         <w:rPr>
@@ -18022,7 +19316,21 @@
         <w:rPr>
           <w:lang w:val="en-GB"/>
         </w:rPr>
-        <w:t xml:space="preserve">The first step towards an instantiated domain-specific platform is to derive a new member from the previously defined base platform product line. For this purpose open the </w:t>
+        <w:t xml:space="preserve">The first step towards an instantiated domain-specific platform is to derive a new member from the previously defined base platform product line. For this </w:t>
+      </w:r>
+      <w:proofErr w:type="gramStart"/>
+      <w:r>
+        <w:rPr>
+          <w:lang w:val="en-GB"/>
+        </w:rPr>
+        <w:t>purpose</w:t>
+      </w:r>
+      <w:proofErr w:type="gramEnd"/>
+      <w:r>
+        <w:rPr>
+          <w:lang w:val="en-GB"/>
+        </w:rPr>
+        <w:t xml:space="preserve"> open the </w:t>
       </w:r>
       <w:r>
         <w:rPr>
@@ -18055,8 +19363,17 @@
           <w:i/>
           <w:lang w:val="en-GB"/>
         </w:rPr>
-        <w:t>Edit Productline</w:t>
-      </w:r>
+        <w:t xml:space="preserve">Edit </w:t>
+      </w:r>
+      <w:proofErr w:type="spellStart"/>
+      <w:r>
+        <w:rPr>
+          <w:i/>
+          <w:lang w:val="en-GB"/>
+        </w:rPr>
+        <w:t>Productline</w:t>
+      </w:r>
+      <w:proofErr w:type="spellEnd"/>
       <w:r>
         <w:rPr>
           <w:lang w:val="en-GB"/>
@@ -18116,6 +19433,7 @@
         </w:rPr>
         <w:t xml:space="preserve"> button. In our running example, we will use </w:t>
       </w:r>
+      <w:proofErr w:type="spellStart"/>
       <w:r>
         <w:rPr>
           <w:rFonts w:ascii="Courier New" w:hAnsi="Courier New" w:cs="Courier New"/>
@@ -18123,6 +19441,7 @@
         </w:rPr>
         <w:t>Audio_Sharing_App</w:t>
       </w:r>
+      <w:proofErr w:type="spellEnd"/>
       <w:r>
         <w:rPr>
           <w:lang w:val="en-GB"/>
@@ -18212,7 +19531,7 @@
                       <wp:inline distT="0" distB="0" distL="0" distR="0" wp14:anchorId="0E4BF91C" wp14:editId="13A04DC3">
                         <wp:extent cx="5090121" cy="2019540"/>
                         <wp:effectExtent l="19050" t="0" r="0" b="0"/>
-                        <wp:docPr id="17" name="Picture 12" descr="content_sharing_app_pl-editor.png"/>
+                        <wp:docPr id="33" name="Picture 12" descr="content_sharing_app_pl-editor.png"/>
                         <wp:cNvGraphicFramePr>
                           <a:graphicFrameLocks xmlns:a="http://schemas.openxmlformats.org/drawingml/2006/main" noChangeAspect="1"/>
                         </wp:cNvGraphicFramePr>
@@ -18366,11 +19685,19 @@
           <w:lang w:val="en-GB"/>
         </w:rPr>
       </w:pPr>
-      <w:r>
-        <w:rPr>
-          <w:lang w:val="en-GB"/>
-        </w:rPr>
-        <w:t xml:space="preserve">EASy-Producer provides two ways of configuring the elements of an IVML variability model: either use the </w:t>
+      <w:proofErr w:type="spellStart"/>
+      <w:r>
+        <w:rPr>
+          <w:lang w:val="en-GB"/>
+        </w:rPr>
+        <w:t>EASy</w:t>
+      </w:r>
+      <w:proofErr w:type="spellEnd"/>
+      <w:r>
+        <w:rPr>
+          <w:lang w:val="en-GB"/>
+        </w:rPr>
+        <w:t xml:space="preserve">-Producer provides two ways of configuring the elements of an IVML variability model: either use the </w:t>
       </w:r>
       <w:r>
         <w:rPr>
@@ -18584,7 +19911,7 @@
                       <wp:inline distT="0" distB="0" distL="0" distR="0" wp14:anchorId="07D3FA39" wp14:editId="6A332203">
                         <wp:extent cx="4433618" cy="2343762"/>
                         <wp:effectExtent l="19050" t="0" r="5032" b="0"/>
-                        <wp:docPr id="18" name="Picture 11" descr="content_sharing_app_config.png"/>
+                        <wp:docPr id="34" name="Picture 11" descr="content_sharing_app_config.png"/>
                         <wp:cNvGraphicFramePr>
                           <a:graphicFrameLocks xmlns:a="http://schemas.openxmlformats.org/drawingml/2006/main" noChangeAspect="1"/>
                         </wp:cNvGraphicFramePr>
@@ -18722,7 +20049,21 @@
         <w:rPr>
           <w:lang w:val="en-GB"/>
         </w:rPr>
-        <w:t>. This executes the built-in IVML reasoning. If the product is valid, it is ready for instantiation. If it is not valid, the configuration must be revised in order to guarantee that the resulting product will work appropriately. In case of an invalid configuration, EASy-Producer will issue a description of the configuration problem and propose a possible error location in the current configuration.</w:t>
+        <w:t xml:space="preserve">. This executes the built-in IVML reasoning. If the product is valid, it is ready for instantiation. If it is not valid, the configuration must be revised in order to guarantee that the resulting product will work appropriately. In case of an invalid configuration, </w:t>
+      </w:r>
+      <w:proofErr w:type="spellStart"/>
+      <w:r>
+        <w:rPr>
+          <w:lang w:val="en-GB"/>
+        </w:rPr>
+        <w:t>EASy</w:t>
+      </w:r>
+      <w:proofErr w:type="spellEnd"/>
+      <w:r>
+        <w:rPr>
+          <w:lang w:val="en-GB"/>
+        </w:rPr>
+        <w:t>-Producer will issue a description of the configuration problem and propose a possible error location in the current configuration.</w:t>
       </w:r>
     </w:p>
     <w:p>
@@ -18776,11 +20117,19 @@
           <w:lang w:val="en-GB"/>
         </w:rPr>
       </w:pPr>
-      <w:r>
-        <w:rPr>
-          <w:lang w:val="en-GB"/>
-        </w:rPr>
-        <w:t xml:space="preserve">EASy-Producer provides a fully automated instantiation process, which is based on the variability model, the current configuration and </w:t>
+      <w:proofErr w:type="spellStart"/>
+      <w:r>
+        <w:rPr>
+          <w:lang w:val="en-GB"/>
+        </w:rPr>
+        <w:t>EASy</w:t>
+      </w:r>
+      <w:proofErr w:type="spellEnd"/>
+      <w:r>
+        <w:rPr>
+          <w:lang w:val="en-GB"/>
+        </w:rPr>
+        <w:t xml:space="preserve">-Producer provides a fully automated instantiation process, which is based on the variability model, the current configuration and </w:t>
       </w:r>
       <w:r>
         <w:rPr>
@@ -19007,12 +20356,20 @@
       </w:pPr>
       <w:bookmarkStart w:id="61" w:name="_Ref338255411"/>
       <w:bookmarkStart w:id="62" w:name="_Toc425144882"/>
+      <w:proofErr w:type="spellStart"/>
       <w:r>
         <w:rPr>
           <w:lang w:val="en-GB"/>
         </w:rPr>
         <w:lastRenderedPageBreak/>
-        <w:t>EASy-Producer in Detail</w:t>
+        <w:t>EASy</w:t>
+      </w:r>
+      <w:proofErr w:type="spellEnd"/>
+      <w:r>
+        <w:rPr>
+          <w:lang w:val="en-GB"/>
+        </w:rPr>
+        <w:t>-Producer in Detail</w:t>
       </w:r>
       <w:bookmarkEnd w:id="61"/>
       <w:bookmarkEnd w:id="62"/>
@@ -19028,7 +20385,21 @@
         <w:rPr>
           <w:lang w:val="en-GB"/>
         </w:rPr>
-        <w:t xml:space="preserve">In this section, we will describe EASy-Producer in detail. This includes the description of the product line project structure in Section </w:t>
+        <w:t xml:space="preserve">In this section, we will describe </w:t>
+      </w:r>
+      <w:proofErr w:type="spellStart"/>
+      <w:r>
+        <w:rPr>
+          <w:lang w:val="en-GB"/>
+        </w:rPr>
+        <w:t>EASy</w:t>
+      </w:r>
+      <w:proofErr w:type="spellEnd"/>
+      <w:r>
+        <w:rPr>
+          <w:lang w:val="en-GB"/>
+        </w:rPr>
+        <w:t xml:space="preserve">-Producer in detail. This includes the description of the product line project structure in Section </w:t>
       </w:r>
       <w:r>
         <w:fldChar w:fldCharType="begin"/>
@@ -19127,7 +20498,49 @@
         <w:rPr>
           <w:lang w:val="en-GB"/>
         </w:rPr>
-        <w:t>In this section, we will discuss the product line project structure of EASy-Producer. The basic structure of each product line project equals the general structure of Java-project in Eclipse. The only difference is in the EASy-folder of the product line project. This folder contains all EASy-Producer files. These files are:</w:t>
+        <w:t xml:space="preserve">In this section, we will discuss the product line project structure of </w:t>
+      </w:r>
+      <w:proofErr w:type="spellStart"/>
+      <w:r>
+        <w:rPr>
+          <w:lang w:val="en-GB"/>
+        </w:rPr>
+        <w:t>EASy</w:t>
+      </w:r>
+      <w:proofErr w:type="spellEnd"/>
+      <w:r>
+        <w:rPr>
+          <w:lang w:val="en-GB"/>
+        </w:rPr>
+        <w:t xml:space="preserve">-Producer. The basic structure of each product line project equals the general structure of Java-project in Eclipse. The only difference is in the </w:t>
+      </w:r>
+      <w:proofErr w:type="spellStart"/>
+      <w:r>
+        <w:rPr>
+          <w:lang w:val="en-GB"/>
+        </w:rPr>
+        <w:t>EASy</w:t>
+      </w:r>
+      <w:proofErr w:type="spellEnd"/>
+      <w:r>
+        <w:rPr>
+          <w:lang w:val="en-GB"/>
+        </w:rPr>
+        <w:t xml:space="preserve">-folder of the product line project. This folder contains all </w:t>
+      </w:r>
+      <w:proofErr w:type="spellStart"/>
+      <w:r>
+        <w:rPr>
+          <w:lang w:val="en-GB"/>
+        </w:rPr>
+        <w:t>EASy</w:t>
+      </w:r>
+      <w:proofErr w:type="spellEnd"/>
+      <w:r>
+        <w:rPr>
+          <w:lang w:val="en-GB"/>
+        </w:rPr>
+        <w:t>-Producer files. These files are:</w:t>
       </w:r>
     </w:p>
     <w:tbl>
@@ -19703,12 +21116,21 @@
         </w:rPr>
         <w:t xml:space="preserve">. In the wizard, open the </w:t>
       </w:r>
+      <w:proofErr w:type="spellStart"/>
       <w:r>
         <w:rPr>
           <w:b/>
           <w:lang w:val="en-GB"/>
         </w:rPr>
-        <w:t>EASy-Producer</w:t>
+        <w:t>EASy</w:t>
+      </w:r>
+      <w:proofErr w:type="spellEnd"/>
+      <w:r>
+        <w:rPr>
+          <w:b/>
+          <w:lang w:val="en-GB"/>
+        </w:rPr>
+        <w:t>-Producer</w:t>
       </w:r>
       <w:r>
         <w:rPr>
@@ -19722,25 +21144,57 @@
         </w:rPr>
         <w:t xml:space="preserve"> Please note that we recommend adding such files to the </w:t>
       </w:r>
+      <w:proofErr w:type="spellStart"/>
       <w:r>
         <w:rPr>
           <w:b/>
           <w:lang w:val="en-GB"/>
         </w:rPr>
-        <w:t>EASy-folder</w:t>
-      </w:r>
-      <w:r>
-        <w:rPr>
-          <w:lang w:val="en-GB"/>
-        </w:rPr>
-        <w:t xml:space="preserve"> of the product line project as this is the default folder for EASy-specific files. Further, the creation of a variability model, a build script, and templates are supported by individual (text) editors that will open by simply double-clicking the respective file in the </w:t>
-      </w:r>
+        <w:t>EASy</w:t>
+      </w:r>
+      <w:proofErr w:type="spellEnd"/>
       <w:r>
         <w:rPr>
           <w:b/>
           <w:lang w:val="en-GB"/>
         </w:rPr>
-        <w:t>EASy-folder</w:t>
+        <w:t>-folder</w:t>
+      </w:r>
+      <w:r>
+        <w:rPr>
+          <w:lang w:val="en-GB"/>
+        </w:rPr>
+        <w:t xml:space="preserve"> of the product line project as this is the default folder for </w:t>
+      </w:r>
+      <w:proofErr w:type="spellStart"/>
+      <w:r>
+        <w:rPr>
+          <w:lang w:val="en-GB"/>
+        </w:rPr>
+        <w:t>EASy</w:t>
+      </w:r>
+      <w:proofErr w:type="spellEnd"/>
+      <w:r>
+        <w:rPr>
+          <w:lang w:val="en-GB"/>
+        </w:rPr>
+        <w:t xml:space="preserve">-specific files. Further, the creation of a variability model, a build script, and templates are supported by individual (text) editors that will open by simply double-clicking the respective file in the </w:t>
+      </w:r>
+      <w:proofErr w:type="spellStart"/>
+      <w:r>
+        <w:rPr>
+          <w:b/>
+          <w:lang w:val="en-GB"/>
+        </w:rPr>
+        <w:t>EASy</w:t>
+      </w:r>
+      <w:proofErr w:type="spellEnd"/>
+      <w:r>
+        <w:rPr>
+          <w:b/>
+          <w:lang w:val="en-GB"/>
+        </w:rPr>
+        <w:t>-folder</w:t>
       </w:r>
       <w:r>
         <w:rPr>
@@ -19792,7 +21246,21 @@
         <w:rPr>
           <w:lang w:val="en-GB"/>
         </w:rPr>
-        <w:t xml:space="preserve"> is the central editor in EASy-Producer as it provides the basic information about a SPL (or a product) as well as the capabilities to derive, configure, and instantiate a product using the different sub-editors (tabs). This editor opens automatically if a new product line project is created. In order to open the editor manually, </w:t>
+        <w:t xml:space="preserve"> is the central editor in </w:t>
+      </w:r>
+      <w:proofErr w:type="spellStart"/>
+      <w:r>
+        <w:rPr>
+          <w:lang w:val="en-GB"/>
+        </w:rPr>
+        <w:t>EASy</w:t>
+      </w:r>
+      <w:proofErr w:type="spellEnd"/>
+      <w:r>
+        <w:rPr>
+          <w:lang w:val="en-GB"/>
+        </w:rPr>
+        <w:t xml:space="preserve">-Producer as it provides the basic information about a SPL (or a product) as well as the capabilities to derive, configure, and instantiate a product using the different sub-editors (tabs). This editor opens automatically if a new product line project is created. In order to open the editor manually, </w:t>
       </w:r>
       <w:r>
         <w:rPr>
@@ -19915,7 +21383,7 @@
                       <wp:inline distT="0" distB="0" distL="0" distR="0" wp14:anchorId="46ACCDF7" wp14:editId="6E6666C0">
                         <wp:extent cx="5143500" cy="2293620"/>
                         <wp:effectExtent l="19050" t="0" r="0" b="0"/>
-                        <wp:docPr id="45" name="Picture 44" descr="project_configuration_editor.tif"/>
+                        <wp:docPr id="35" name="Picture 44" descr="project_configuration_editor.tif"/>
                         <wp:cNvGraphicFramePr>
                           <a:graphicFrameLocks xmlns:a="http://schemas.openxmlformats.org/drawingml/2006/main" noChangeAspect="1"/>
                         </wp:cNvGraphicFramePr>
@@ -20624,7 +22092,7 @@
                       <wp:inline distT="0" distB="0" distL="0" distR="0" wp14:anchorId="6980D4C6" wp14:editId="0E6FA80B">
                         <wp:extent cx="5143500" cy="3512820"/>
                         <wp:effectExtent l="19050" t="0" r="0" b="0"/>
-                        <wp:docPr id="46" name="Picture 44" descr="project_configuration_editor.tif"/>
+                        <wp:docPr id="36" name="Picture 44" descr="project_configuration_editor.tif"/>
                         <wp:cNvGraphicFramePr>
                           <a:graphicFrameLocks xmlns:a="http://schemas.openxmlformats.org/drawingml/2006/main" noChangeAspect="1"/>
                         </wp:cNvGraphicFramePr>
@@ -21036,6 +22504,7 @@
               <w:rPr>
                 <w:lang w:val="en-GB"/>
               </w:rPr>
+              <w:lastRenderedPageBreak/>
               <w:t>“</w:t>
             </w:r>
             <w:r>
@@ -21708,6 +23177,7 @@
               </w:rPr>
               <w:t>“</w:t>
             </w:r>
+            <w:proofErr w:type="gramStart"/>
             <w:r>
               <w:rPr>
                 <w:lang w:val="en-GB"/>
@@ -21726,6 +23196,7 @@
               </w:rPr>
               <w:t xml:space="preserve"> Column</w:t>
             </w:r>
+            <w:proofErr w:type="gramEnd"/>
           </w:p>
         </w:tc>
         <w:tc>
@@ -22032,6 +23503,7 @@
         <w:rPr>
           <w:lang w:val="en-GB"/>
         </w:rPr>
+        <w:lastRenderedPageBreak/>
         <w:t>Examples</w:t>
       </w:r>
       <w:bookmarkEnd w:id="72"/>
@@ -22047,7 +23519,21 @@
         <w:rPr>
           <w:lang w:val="en-GB"/>
         </w:rPr>
-        <w:t>We provide some examples for running EASy-Producer the first time.</w:t>
+        <w:t xml:space="preserve">We provide some examples for running </w:t>
+      </w:r>
+      <w:proofErr w:type="spellStart"/>
+      <w:r>
+        <w:rPr>
+          <w:lang w:val="en-GB"/>
+        </w:rPr>
+        <w:t>EASy</w:t>
+      </w:r>
+      <w:proofErr w:type="spellEnd"/>
+      <w:r>
+        <w:rPr>
+          <w:lang w:val="en-GB"/>
+        </w:rPr>
+        <w:t>-Producer the first time.</w:t>
       </w:r>
       <w:r>
         <w:rPr>
@@ -22468,7 +23954,21 @@
         <w:rPr>
           <w:lang w:val="en-GB"/>
         </w:rPr>
-        <w:t xml:space="preserve">). Eclipse asks for the desired wizard. Select here EASy-Producer </w:t>
+        <w:t xml:space="preserve">). Eclipse asks for the desired wizard. Select here </w:t>
+      </w:r>
+      <w:proofErr w:type="spellStart"/>
+      <w:r>
+        <w:rPr>
+          <w:lang w:val="en-GB"/>
+        </w:rPr>
+        <w:t>EASy</w:t>
+      </w:r>
+      <w:proofErr w:type="spellEnd"/>
+      <w:r>
+        <w:rPr>
+          <w:lang w:val="en-GB"/>
+        </w:rPr>
+        <w:t xml:space="preserve">-Producer </w:t>
       </w:r>
       <w:r>
         <w:rPr>
@@ -22480,7 +23980,21 @@
         <w:rPr>
           <w:lang w:val="en-GB"/>
         </w:rPr>
-        <w:t xml:space="preserve"> Import EASy-Producer Examples to open the Examples Wizard (cf. </w:t>
+        <w:t xml:space="preserve"> Import </w:t>
+      </w:r>
+      <w:proofErr w:type="spellStart"/>
+      <w:r>
+        <w:rPr>
+          <w:lang w:val="en-GB"/>
+        </w:rPr>
+        <w:t>EASy</w:t>
+      </w:r>
+      <w:proofErr w:type="spellEnd"/>
+      <w:r>
+        <w:rPr>
+          <w:lang w:val="en-GB"/>
+        </w:rPr>
+        <w:t xml:space="preserve">-Producer Examples to open the Examples Wizard (cf. </w:t>
       </w:r>
       <w:r>
         <w:rPr>
@@ -22777,12 +24291,48 @@
           <w:lang w:val="en-GB"/>
         </w:rPr>
       </w:pPr>
+      <w:proofErr w:type="spellStart"/>
       <w:r>
         <w:rPr>
           <w:lang w:val="en-GB"/>
         </w:rPr>
         <w:lastRenderedPageBreak/>
-        <w:t xml:space="preserve">EASy-Producer will open the Examples Wizard to offer possible EASy-Producer examples. Select the desired examples and press on Finish. Each example may install multiple EASy-Producer projects into the current workspace. </w:t>
+        <w:t>EASy</w:t>
+      </w:r>
+      <w:proofErr w:type="spellEnd"/>
+      <w:r>
+        <w:rPr>
+          <w:lang w:val="en-GB"/>
+        </w:rPr>
+        <w:t xml:space="preserve">-Producer will open the Examples Wizard to offer possible </w:t>
+      </w:r>
+      <w:proofErr w:type="spellStart"/>
+      <w:r>
+        <w:rPr>
+          <w:lang w:val="en-GB"/>
+        </w:rPr>
+        <w:t>EASy</w:t>
+      </w:r>
+      <w:proofErr w:type="spellEnd"/>
+      <w:r>
+        <w:rPr>
+          <w:lang w:val="en-GB"/>
+        </w:rPr>
+        <w:t xml:space="preserve">-Producer examples. Select the desired examples and press on Finish. Each example may install multiple </w:t>
+      </w:r>
+      <w:proofErr w:type="spellStart"/>
+      <w:r>
+        <w:rPr>
+          <w:lang w:val="en-GB"/>
+        </w:rPr>
+        <w:t>EASy</w:t>
+      </w:r>
+      <w:proofErr w:type="spellEnd"/>
+      <w:r>
+        <w:rPr>
+          <w:lang w:val="en-GB"/>
+        </w:rPr>
+        <w:t xml:space="preserve">-Producer projects into the current workspace. </w:t>
       </w:r>
       <w:r>
         <w:rPr>
@@ -22817,6 +24367,7 @@
         </w:rPr>
       </w:pPr>
       <w:bookmarkStart w:id="79" w:name="_Toc425144890"/>
+      <w:proofErr w:type="spellStart"/>
       <w:r>
         <w:rPr>
           <w:lang w:val="en-GB"/>
@@ -22824,6 +24375,7 @@
         <w:t>EASyDemoCommands</w:t>
       </w:r>
       <w:bookmarkEnd w:id="79"/>
+      <w:proofErr w:type="spellEnd"/>
     </w:p>
     <w:p>
       <w:pPr>
@@ -23024,7 +24576,21 @@
         <w:rPr>
           <w:lang w:val="en-GB"/>
         </w:rPr>
-        <w:t>Inside the Product Line Editor on the Project Configuration Editor tab, select “Derive new Product Line Member” to create a new derived projects, which will be used for instantiating a product out of the product line platform. This will open a dialog, which will ask</w:t>
+        <w:t xml:space="preserve">Inside the Product Line Editor on the Project Configuration Editor tab, select “Derive new Product Line Member” to create a </w:t>
+      </w:r>
+      <w:proofErr w:type="gramStart"/>
+      <w:r>
+        <w:rPr>
+          <w:lang w:val="en-GB"/>
+        </w:rPr>
+        <w:t>new derived projects</w:t>
+      </w:r>
+      <w:proofErr w:type="gramEnd"/>
+      <w:r>
+        <w:rPr>
+          <w:lang w:val="en-GB"/>
+        </w:rPr>
+        <w:t>, which will be used for instantiating a product out of the product line platform. This will open a dialog, which will ask</w:t>
       </w:r>
       <w:r>
         <w:rPr>
@@ -23188,12 +24754,14 @@
           <w:lang w:val="en-GB"/>
         </w:rPr>
       </w:pPr>
+      <w:proofErr w:type="spellStart"/>
       <w:r>
         <w:rPr>
           <w:lang w:val="en-GB"/>
         </w:rPr>
         <w:t>EASyDemoCommandsPlatform</w:t>
       </w:r>
+      <w:proofErr w:type="spellEnd"/>
     </w:p>
     <w:p>
       <w:pPr>
@@ -23215,12 +24783,14 @@
           <w:lang w:val="en-GB"/>
         </w:rPr>
       </w:pPr>
+      <w:proofErr w:type="spellStart"/>
       <w:r>
         <w:rPr>
           <w:lang w:val="en-GB"/>
         </w:rPr>
         <w:t>EASyDemoCommandsConstants</w:t>
       </w:r>
+      <w:proofErr w:type="spellEnd"/>
     </w:p>
     <w:p>
       <w:pPr>
@@ -23772,12 +25342,14 @@
           <w:lang w:val="en-GB"/>
         </w:rPr>
       </w:pPr>
+      <w:proofErr w:type="spellStart"/>
       <w:r>
         <w:rPr>
           <w:lang w:val="en-GB"/>
         </w:rPr>
         <w:t>EASyDemoCommandsFile</w:t>
       </w:r>
+      <w:proofErr w:type="spellEnd"/>
     </w:p>
     <w:p>
       <w:pPr>
@@ -23800,12 +25372,14 @@
           <w:lang w:val="en-GB"/>
         </w:rPr>
       </w:pPr>
+      <w:proofErr w:type="spellStart"/>
       <w:r>
         <w:rPr>
           <w:lang w:val="en-GB"/>
         </w:rPr>
         <w:t>EASyDemoCommandsGen</w:t>
       </w:r>
+      <w:proofErr w:type="spellEnd"/>
     </w:p>
     <w:p>
       <w:pPr>
@@ -23828,12 +25402,14 @@
           <w:lang w:val="en-GB"/>
         </w:rPr>
       </w:pPr>
+      <w:proofErr w:type="spellStart"/>
       <w:r>
         <w:rPr>
           <w:lang w:val="en-GB"/>
         </w:rPr>
         <w:t>EASyDemoCommandsGenStatic</w:t>
       </w:r>
+      <w:proofErr w:type="spellEnd"/>
     </w:p>
     <w:p>
       <w:pPr>
@@ -23856,6 +25432,7 @@
           <w:lang w:val="en-GB"/>
         </w:rPr>
       </w:pPr>
+      <w:proofErr w:type="spellStart"/>
       <w:r>
         <w:rPr>
           <w:lang w:val="en-GB"/>
@@ -23863,6 +25440,7 @@
         <w:lastRenderedPageBreak/>
         <w:t>EASyDemoCommandsVelocity</w:t>
       </w:r>
+      <w:proofErr w:type="spellEnd"/>
     </w:p>
     <w:p>
       <w:pPr>
@@ -23870,11 +25448,19 @@
           <w:lang w:val="en-GB"/>
         </w:rPr>
       </w:pPr>
-      <w:r>
-        <w:rPr>
-          <w:lang w:val="en-GB"/>
-        </w:rPr>
-        <w:t>This projects uses velocity</w:t>
+      <w:proofErr w:type="gramStart"/>
+      <w:r>
+        <w:rPr>
+          <w:lang w:val="en-GB"/>
+        </w:rPr>
+        <w:t>This projects</w:t>
+      </w:r>
+      <w:proofErr w:type="gramEnd"/>
+      <w:r>
+        <w:rPr>
+          <w:lang w:val="en-GB"/>
+        </w:rPr>
+        <w:t xml:space="preserve"> uses velocity</w:t>
       </w:r>
       <w:r>
         <w:rPr>
@@ -23898,6 +25484,7 @@
         </w:rPr>
       </w:pPr>
       <w:bookmarkStart w:id="82" w:name="_Toc425144891"/>
+      <w:proofErr w:type="spellStart"/>
       <w:r>
         <w:rPr>
           <w:lang w:val="en-GB"/>
@@ -23905,6 +25492,7 @@
         <w:t>EASyDemoTree</w:t>
       </w:r>
       <w:bookmarkEnd w:id="82"/>
+      <w:proofErr w:type="spellEnd"/>
     </w:p>
     <w:p>
       <w:pPr>
@@ -23933,7 +25521,21 @@
         <w:rPr>
           <w:lang w:val="en-GB"/>
         </w:rPr>
-        <w:t xml:space="preserve">This example contains three EASy-Producer projects to provide an introduction to VIL. </w:t>
+        <w:t xml:space="preserve">This example contains three </w:t>
+      </w:r>
+      <w:proofErr w:type="spellStart"/>
+      <w:r>
+        <w:rPr>
+          <w:lang w:val="en-GB"/>
+        </w:rPr>
+        <w:t>EASy</w:t>
+      </w:r>
+      <w:proofErr w:type="spellEnd"/>
+      <w:r>
+        <w:rPr>
+          <w:lang w:val="en-GB"/>
+        </w:rPr>
+        <w:t xml:space="preserve">-Producer projects to provide an introduction to VIL. </w:t>
       </w:r>
       <w:r>
         <w:rPr>
@@ -23987,6 +25589,7 @@
           <w:lang w:val="en-GB"/>
         </w:rPr>
       </w:pPr>
+      <w:proofErr w:type="spellStart"/>
       <w:r>
         <w:rPr>
           <w:b/>
@@ -23995,6 +25598,7 @@
         </w:rPr>
         <w:t>HelloWorldExtended</w:t>
       </w:r>
+      <w:proofErr w:type="spellEnd"/>
       <w:r>
         <w:rPr>
           <w:lang w:val="en-GB"/>
@@ -24005,7 +25609,21 @@
         <w:rPr>
           <w:lang w:val="en-GB"/>
         </w:rPr>
-        <w:t>Java source file will be generated to “src”.</w:t>
+        <w:t>Java source file will be generated to “</w:t>
+      </w:r>
+      <w:proofErr w:type="spellStart"/>
+      <w:r>
+        <w:rPr>
+          <w:lang w:val="en-GB"/>
+        </w:rPr>
+        <w:t>src</w:t>
+      </w:r>
+      <w:proofErr w:type="spellEnd"/>
+      <w:r>
+        <w:rPr>
+          <w:lang w:val="en-GB"/>
+        </w:rPr>
+        <w:t>”.</w:t>
       </w:r>
     </w:p>
     <w:p>
@@ -24020,6 +25638,7 @@
           <w:lang w:val="en-GB"/>
         </w:rPr>
       </w:pPr>
+      <w:proofErr w:type="spellStart"/>
       <w:r>
         <w:rPr>
           <w:b/>
@@ -24028,6 +25647,7 @@
         </w:rPr>
         <w:t>HelloWorldExtended</w:t>
       </w:r>
+      <w:proofErr w:type="spellEnd"/>
       <w:r>
         <w:rPr>
           <w:lang w:val="en-GB"/>
@@ -24038,7 +25658,21 @@
         <w:rPr>
           <w:lang w:val="en-GB"/>
         </w:rPr>
-        <w:t xml:space="preserve"> After instantiation, a new Java source file will be generated to “src”, which will also be compiled to bin and stored inside the newly generated “Hello.jar” file.</w:t>
+        <w:t xml:space="preserve"> After instantiation, a new Java source file will be generated to “</w:t>
+      </w:r>
+      <w:proofErr w:type="spellStart"/>
+      <w:r>
+        <w:rPr>
+          <w:lang w:val="en-GB"/>
+        </w:rPr>
+        <w:t>src</w:t>
+      </w:r>
+      <w:proofErr w:type="spellEnd"/>
+      <w:r>
+        <w:rPr>
+          <w:lang w:val="en-GB"/>
+        </w:rPr>
+        <w:t>”, which will also be compiled to bin and stored inside the newly generated “Hello.jar” file.</w:t>
       </w:r>
     </w:p>
     <w:p>
@@ -24238,7 +25872,21 @@
         <w:rPr>
           <w:lang w:val="en-GB"/>
         </w:rPr>
-        <w:t>In this section, we describe known problems and solutions while working with EASy.</w:t>
+        <w:t xml:space="preserve">In this section, we describe known problems and solutions while working with </w:t>
+      </w:r>
+      <w:proofErr w:type="spellStart"/>
+      <w:r>
+        <w:rPr>
+          <w:lang w:val="en-GB"/>
+        </w:rPr>
+        <w:t>EASy</w:t>
+      </w:r>
+      <w:proofErr w:type="spellEnd"/>
+      <w:r>
+        <w:rPr>
+          <w:lang w:val="en-GB"/>
+        </w:rPr>
+        <w:t>.</w:t>
       </w:r>
     </w:p>
     <w:p>
@@ -24253,9 +25901,31 @@
         <w:rPr>
           <w:lang w:val="en-GB"/>
         </w:rPr>
-        <w:t>VIL-Editor won’t work after updating EASy/Xtext</w:t>
+        <w:t xml:space="preserve">VIL-Editor won’t work after updating </w:t>
+      </w:r>
+      <w:proofErr w:type="spellStart"/>
+      <w:r>
+        <w:rPr>
+          <w:lang w:val="en-GB"/>
+        </w:rPr>
+        <w:t>EASy</w:t>
+      </w:r>
+      <w:proofErr w:type="spellEnd"/>
+      <w:r>
+        <w:rPr>
+          <w:lang w:val="en-GB"/>
+        </w:rPr>
+        <w:t>/</w:t>
+      </w:r>
+      <w:proofErr w:type="spellStart"/>
+      <w:r>
+        <w:rPr>
+          <w:lang w:val="en-GB"/>
+        </w:rPr>
+        <w:t>Xtext</w:t>
       </w:r>
       <w:bookmarkEnd w:id="87"/>
+      <w:proofErr w:type="spellEnd"/>
     </w:p>
     <w:p>
       <w:pPr>
@@ -24283,7 +25953,35 @@
         <w:rPr>
           <w:lang w:val="en-GB"/>
         </w:rPr>
-        <w:t>After an update of EASy or Xtext, t</w:t>
+        <w:t xml:space="preserve">After an update of </w:t>
+      </w:r>
+      <w:proofErr w:type="spellStart"/>
+      <w:r>
+        <w:rPr>
+          <w:lang w:val="en-GB"/>
+        </w:rPr>
+        <w:t>EASy</w:t>
+      </w:r>
+      <w:proofErr w:type="spellEnd"/>
+      <w:r>
+        <w:rPr>
+          <w:lang w:val="en-GB"/>
+        </w:rPr>
+        <w:t xml:space="preserve"> or </w:t>
+      </w:r>
+      <w:proofErr w:type="spellStart"/>
+      <w:r>
+        <w:rPr>
+          <w:lang w:val="en-GB"/>
+        </w:rPr>
+        <w:t>Xtext</w:t>
+      </w:r>
+      <w:proofErr w:type="spellEnd"/>
+      <w:r>
+        <w:rPr>
+          <w:lang w:val="en-GB"/>
+        </w:rPr>
+        <w:t>, t</w:t>
       </w:r>
       <w:r>
         <w:rPr>
@@ -24327,6 +26025,7 @@
         </w:rPr>
         <w:t xml:space="preserve"> of the file. This is usually the </w:t>
       </w:r>
+      <w:proofErr w:type="spellStart"/>
       <w:r>
         <w:rPr>
           <w:rFonts w:ascii="Consolas" w:hAnsi="Consolas" w:cs="Consolas"/>
@@ -24339,17 +26038,26 @@
         </w:rPr>
         <w:t>vilScript</w:t>
       </w:r>
+      <w:proofErr w:type="spellEnd"/>
       <w:r>
         <w:rPr>
           <w:lang w:val="en-GB"/>
         </w:rPr>
         <w:t xml:space="preserve"> keyword. </w:t>
       </w:r>
-      <w:r>
-        <w:rPr>
-          <w:lang w:val="en-GB"/>
-        </w:rPr>
-        <w:t xml:space="preserve">Also syntax highlighting and the content assist </w:t>
+      <w:proofErr w:type="gramStart"/>
+      <w:r>
+        <w:rPr>
+          <w:lang w:val="en-GB"/>
+        </w:rPr>
+        <w:t>Also</w:t>
+      </w:r>
+      <w:proofErr w:type="gramEnd"/>
+      <w:r>
+        <w:rPr>
+          <w:lang w:val="en-GB"/>
+        </w:rPr>
+        <w:t xml:space="preserve"> syntax highlighting and the content assist </w:t>
       </w:r>
       <w:r>
         <w:rPr>
@@ -24586,7 +26294,21 @@
         <w:rPr>
           <w:lang w:val="en-GB"/>
         </w:rPr>
-        <w:t xml:space="preserve"> information can cause problems when Xtext was updated.</w:t>
+        <w:t xml:space="preserve"> information can cause problems when </w:t>
+      </w:r>
+      <w:proofErr w:type="spellStart"/>
+      <w:r>
+        <w:rPr>
+          <w:lang w:val="en-GB"/>
+        </w:rPr>
+        <w:t>Xtext</w:t>
+      </w:r>
+      <w:proofErr w:type="spellEnd"/>
+      <w:r>
+        <w:rPr>
+          <w:lang w:val="en-GB"/>
+        </w:rPr>
+        <w:t xml:space="preserve"> was updated.</w:t>
       </w:r>
     </w:p>
     <w:p>
@@ -24889,11 +26611,19 @@
         </w:rPr>
         <w:fldChar w:fldCharType="end"/>
       </w:r>
-      <w:r>
-        <w:rPr>
-          <w:lang w:val="en-GB"/>
-        </w:rPr>
-        <w:t xml:space="preserve">) ) and click on </w:t>
+      <w:proofErr w:type="gramStart"/>
+      <w:r>
+        <w:rPr>
+          <w:lang w:val="en-GB"/>
+        </w:rPr>
+        <w:t>) )</w:t>
+      </w:r>
+      <w:proofErr w:type="gramEnd"/>
+      <w:r>
+        <w:rPr>
+          <w:lang w:val="en-GB"/>
+        </w:rPr>
+        <w:t xml:space="preserve"> and click on </w:t>
       </w:r>
       <w:r>
         <w:rPr>
@@ -25099,7 +26829,21 @@
         <w:rPr>
           <w:lang w:val="en-GB"/>
         </w:rPr>
-        <w:t>Tracing back file open and close calls indicates a problem of unreleased file descriptors in Maven (aether, plexus) and leads to a problem in EASy due to a direct integration of the Maven command line class.</w:t>
+        <w:t xml:space="preserve">Tracing back file open and close calls indicates a problem of unreleased file descriptors in Maven (aether, plexus) and leads to a problem in </w:t>
+      </w:r>
+      <w:proofErr w:type="spellStart"/>
+      <w:r>
+        <w:rPr>
+          <w:lang w:val="en-GB"/>
+        </w:rPr>
+        <w:t>EASy</w:t>
+      </w:r>
+      <w:proofErr w:type="spellEnd"/>
+      <w:r>
+        <w:rPr>
+          <w:lang w:val="en-GB"/>
+        </w:rPr>
+        <w:t xml:space="preserve"> due to a direct integration of the Maven command line class.</w:t>
       </w:r>
     </w:p>
     <w:p>
@@ -25137,15 +26881,68 @@
         <w:rPr>
           <w:lang w:val="en-GB"/>
         </w:rPr>
-        <w:t xml:space="preserve">Prior to EASy-Producer 0.11.4 / Maven integration 3.2.3.1 the only solution is to close EASy after executing the instantiation. Newer versions solve this problem by integrating Maven as a standalone process. However, if the standalone process cannot be executed due to an unexpected environment (the integration has to reconstruct the actual classpath), you may switch back to the direct integration setting the JVM system property </w:t>
-      </w:r>
+        <w:t xml:space="preserve">Prior to </w:t>
+      </w:r>
+      <w:proofErr w:type="spellStart"/>
+      <w:r>
+        <w:rPr>
+          <w:lang w:val="en-GB"/>
+        </w:rPr>
+        <w:t>EASy</w:t>
+      </w:r>
+      <w:proofErr w:type="spellEnd"/>
+      <w:r>
+        <w:rPr>
+          <w:lang w:val="en-GB"/>
+        </w:rPr>
+        <w:t xml:space="preserve">-Producer 0.11.4 / Maven integration 3.2.3.1 the only solution is to close </w:t>
+      </w:r>
+      <w:proofErr w:type="spellStart"/>
+      <w:r>
+        <w:rPr>
+          <w:lang w:val="en-GB"/>
+        </w:rPr>
+        <w:t>EASy</w:t>
+      </w:r>
+      <w:proofErr w:type="spellEnd"/>
+      <w:r>
+        <w:rPr>
+          <w:lang w:val="en-GB"/>
+        </w:rPr>
+        <w:t xml:space="preserve"> after executing the instantiation. Newer versions solve this problem by integrating Maven as a standalone process. However, if the standalone process cannot be executed due to an unexpected environment (the integration has to reconstruct the actual </w:t>
+      </w:r>
+      <w:proofErr w:type="spellStart"/>
+      <w:r>
+        <w:rPr>
+          <w:lang w:val="en-GB"/>
+        </w:rPr>
+        <w:t>classpath</w:t>
+      </w:r>
+      <w:proofErr w:type="spellEnd"/>
+      <w:r>
+        <w:rPr>
+          <w:lang w:val="en-GB"/>
+        </w:rPr>
+        <w:t xml:space="preserve">), you may switch back to the direct integration setting the JVM system property </w:t>
+      </w:r>
+      <w:proofErr w:type="spellStart"/>
+      <w:proofErr w:type="gramStart"/>
       <w:r>
         <w:rPr>
           <w:rFonts w:ascii="Courier New" w:hAnsi="Courier New" w:cs="Courier New"/>
           <w:lang w:val="en-GB"/>
         </w:rPr>
-        <w:t>easy.maven.asProcess</w:t>
-      </w:r>
+        <w:t>easy.maven</w:t>
+      </w:r>
+      <w:proofErr w:type="gramEnd"/>
+      <w:r>
+        <w:rPr>
+          <w:rFonts w:ascii="Courier New" w:hAnsi="Courier New" w:cs="Courier New"/>
+          <w:lang w:val="en-GB"/>
+        </w:rPr>
+        <w:t>.asProcess</w:t>
+      </w:r>
+      <w:proofErr w:type="spellEnd"/>
       <w:r>
         <w:rPr>
           <w:lang w:val="en-GB"/>
@@ -25171,7 +26968,23 @@
           <w:rFonts w:ascii="Courier New" w:hAnsi="Courier New" w:cs="Courier New"/>
           <w:lang w:val="en-GB"/>
         </w:rPr>
-        <w:t>-Deasy.maven.asProcess=false)</w:t>
+        <w:t>-</w:t>
+      </w:r>
+      <w:proofErr w:type="spellStart"/>
+      <w:r>
+        <w:rPr>
+          <w:rFonts w:ascii="Courier New" w:hAnsi="Courier New" w:cs="Courier New"/>
+          <w:lang w:val="en-GB"/>
+        </w:rPr>
+        <w:t>Deasy.maven.asProcess</w:t>
+      </w:r>
+      <w:proofErr w:type="spellEnd"/>
+      <w:r>
+        <w:rPr>
+          <w:rFonts w:ascii="Courier New" w:hAnsi="Courier New" w:cs="Courier New"/>
+          <w:lang w:val="en-GB"/>
+        </w:rPr>
+        <w:t>=false)</w:t>
       </w:r>
       <w:r>
         <w:rPr>
@@ -25228,7 +27041,21 @@
         <w:rPr>
           <w:lang w:val="en-GB"/>
         </w:rPr>
-        <w:t xml:space="preserve">The VIL-Maven integration shall be installed in EASy-Producer as an unpacked bundle, i.e., not as a single Jar file. </w:t>
+        <w:t xml:space="preserve">The VIL-Maven integration shall be installed in </w:t>
+      </w:r>
+      <w:proofErr w:type="spellStart"/>
+      <w:r>
+        <w:rPr>
+          <w:lang w:val="en-GB"/>
+        </w:rPr>
+        <w:t>EASy</w:t>
+      </w:r>
+      <w:proofErr w:type="spellEnd"/>
+      <w:r>
+        <w:rPr>
+          <w:lang w:val="en-GB"/>
+        </w:rPr>
+        <w:t xml:space="preserve">-Producer as an unpacked bundle, i.e., not as a single Jar file. </w:t>
       </w:r>
     </w:p>
     <w:p>
@@ -25286,7 +27113,21 @@
         <w:rPr>
           <w:lang w:val="en-GB"/>
         </w:rPr>
-        <w:t xml:space="preserve">Either you unpack the VIL-Maven integration bundle manually (close Eclipse, go to the plugins folder, unpack the most recent bundle Jar with name starting with de.uni_hildesheim.sse.easy.instantiator.maven, delete the Jar and start Eclipse again) or you switch back to the direct integration, potentially preventing multiple sequential executions of Maven as described in Section </w:t>
+        <w:t xml:space="preserve">Either you unpack the VIL-Maven integration bundle manually (close Eclipse, go to the plugins folder, unpack the most recent bundle Jar with name starting with </w:t>
+      </w:r>
+      <w:proofErr w:type="spellStart"/>
+      <w:r>
+        <w:rPr>
+          <w:lang w:val="en-GB"/>
+        </w:rPr>
+        <w:t>de.uni_hildesheim.sse.easy.instantiator.maven</w:t>
+      </w:r>
+      <w:proofErr w:type="spellEnd"/>
+      <w:r>
+        <w:rPr>
+          <w:lang w:val="en-GB"/>
+        </w:rPr>
+        <w:t xml:space="preserve">, delete the Jar and start Eclipse again) or you switch back to the direct integration, potentially preventing multiple sequential executions of Maven as described in Section </w:t>
       </w:r>
       <w:r>
         <w:rPr>
@@ -25626,15 +27467,32 @@
         </w:rPr>
         <w:t xml:space="preserve">Xtext website: </w:t>
       </w:r>
-      <w:hyperlink r:id="rId2" w:history="1">
-        <w:r>
-          <w:rPr>
-            <w:rStyle w:val="Hyperlink"/>
-            <w:lang w:val="en-US"/>
-          </w:rPr>
-          <w:t>http://www.eclipse.org/Xtext/</w:t>
-        </w:r>
-      </w:hyperlink>
+      <w:r>
+        <w:fldChar w:fldCharType="begin"/>
+      </w:r>
+      <w:r>
+        <w:rPr>
+          <w:lang w:val="en-GB"/>
+        </w:rPr>
+        <w:instrText>HYPERLINK "http://www.eclipse.org/Xtext/"</w:instrText>
+      </w:r>
+      <w:r>
+        <w:fldChar w:fldCharType="separate"/>
+      </w:r>
+      <w:r>
+        <w:rPr>
+          <w:rStyle w:val="Hyperlink"/>
+          <w:lang w:val="en-US"/>
+        </w:rPr>
+        <w:t>http://www.eclipse.org/Xtext/</w:t>
+      </w:r>
+      <w:r>
+        <w:rPr>
+          <w:rStyle w:val="Hyperlink"/>
+          <w:lang w:val="en-US"/>
+        </w:rPr>
+        <w:fldChar w:fldCharType="end"/>
+      </w:r>
       <w:r>
         <w:rPr>
           <w:lang w:val="en-US"/>
@@ -25669,7 +27527,7 @@
         </w:rPr>
         <w:t xml:space="preserve">roject in which the variability modeling language of EASy-Producer was initially designed and developed. However, this language is not INDENICA-specific but was designed with further requirements from research and industry in mind. For more information regarding INDENICA please visit the INDENICA website: </w:t>
       </w:r>
-      <w:hyperlink r:id="rId3" w:history="1">
+      <w:hyperlink r:id="rId2" w:history="1">
         <w:r>
           <w:rPr>
             <w:rStyle w:val="Hyperlink"/>
@@ -25713,7 +27571,7 @@
         </w:rPr>
         <w:t xml:space="preserve">Eucalyptus website: </w:t>
       </w:r>
-      <w:hyperlink r:id="rId4" w:history="1">
+      <w:hyperlink r:id="rId3" w:history="1">
         <w:r>
           <w:rPr>
             <w:rStyle w:val="Hyperlink"/>
@@ -25757,15 +27615,32 @@
         </w:rPr>
         <w:t xml:space="preserve">Amazon cloud website: </w:t>
       </w:r>
-      <w:hyperlink r:id="rId5" w:history="1">
-        <w:r>
-          <w:rPr>
-            <w:rStyle w:val="Hyperlink"/>
-            <w:lang w:val="en-US"/>
-          </w:rPr>
-          <w:t>http://aws.amazon.com/de/ec2/</w:t>
-        </w:r>
-      </w:hyperlink>
+      <w:r>
+        <w:fldChar w:fldCharType="begin"/>
+      </w:r>
+      <w:r>
+        <w:rPr>
+          <w:lang w:val="en-GB"/>
+        </w:rPr>
+        <w:instrText>HYPERLINK "http://aws.amazon.com/de/ec2/"</w:instrText>
+      </w:r>
+      <w:r>
+        <w:fldChar w:fldCharType="separate"/>
+      </w:r>
+      <w:r>
+        <w:rPr>
+          <w:rStyle w:val="Hyperlink"/>
+          <w:lang w:val="en-US"/>
+        </w:rPr>
+        <w:t>http://aws.amazon.com/de/ec2/</w:t>
+      </w:r>
+      <w:r>
+        <w:rPr>
+          <w:rStyle w:val="Hyperlink"/>
+          <w:lang w:val="en-US"/>
+        </w:rPr>
+        <w:fldChar w:fldCharType="end"/>
+      </w:r>
       <w:r>
         <w:rPr>
           <w:lang w:val="en-US"/>
@@ -25801,15 +27676,32 @@
         </w:rPr>
         <w:t xml:space="preserve">Azure website: </w:t>
       </w:r>
-      <w:hyperlink r:id="rId6" w:history="1">
-        <w:r>
-          <w:rPr>
-            <w:rStyle w:val="Hyperlink"/>
-            <w:lang w:val="en-US"/>
-          </w:rPr>
-          <w:t>http://www.microsoft.com/windowsazure/</w:t>
-        </w:r>
-      </w:hyperlink>
+      <w:r>
+        <w:fldChar w:fldCharType="begin"/>
+      </w:r>
+      <w:r>
+        <w:rPr>
+          <w:lang w:val="en-GB"/>
+        </w:rPr>
+        <w:instrText>HYPERLINK "http://www.microsoft.com/windowsazure/"</w:instrText>
+      </w:r>
+      <w:r>
+        <w:fldChar w:fldCharType="separate"/>
+      </w:r>
+      <w:r>
+        <w:rPr>
+          <w:rStyle w:val="Hyperlink"/>
+          <w:lang w:val="en-US"/>
+        </w:rPr>
+        <w:t>http://www.microsoft.com/windowsazure/</w:t>
+      </w:r>
+      <w:r>
+        <w:rPr>
+          <w:rStyle w:val="Hyperlink"/>
+          <w:lang w:val="en-US"/>
+        </w:rPr>
+        <w:fldChar w:fldCharType="end"/>
+      </w:r>
       <w:r>
         <w:rPr>
           <w:lang w:val="en-US"/>
@@ -26075,7 +27967,7 @@
         </w:rPr>
         <w:t xml:space="preserve"> </w:t>
       </w:r>
-      <w:hyperlink r:id="rId7" w:history="1">
+      <w:hyperlink r:id="rId4" w:history="1">
         <w:r>
           <w:rPr>
             <w:rStyle w:val="Hyperlink"/>
@@ -26109,12 +28001,21 @@
         <w:b/>
       </w:rPr>
     </w:pPr>
+    <w:proofErr w:type="spellStart"/>
     <w:r>
       <w:rPr>
         <w:rFonts w:ascii="Candara" w:hAnsi="Candara"/>
         <w:b/>
       </w:rPr>
-      <w:t>EASy-</w:t>
+      <w:t>EASy</w:t>
+    </w:r>
+    <w:proofErr w:type="spellEnd"/>
+    <w:r>
+      <w:rPr>
+        <w:rFonts w:ascii="Candara" w:hAnsi="Candara"/>
+        <w:b/>
+      </w:rPr>
+      <w:t>-</w:t>
     </w:r>
     <w:r>
       <w:rPr>
@@ -26160,7 +28061,7 @@
         <v:path o:extrusionok="f" gradientshapeok="t" o:connecttype="rect"/>
         <o:lock v:ext="edit" aspectratio="t"/>
       </v:shapetype>
-      <v:shape id="_x0000_i1029" type="#_x0000_t75" style="width:9pt;height:9pt" o:bullet="t">
+      <v:shape id="_x0000_i1034" type="#_x0000_t75" style="width:9pt;height:9pt" o:bullet="t">
         <v:imagedata r:id="rId1" o:title="BD14870_"/>
       </v:shape>
     </w:pict>
